--- a/Signals/html_Lectures/notes/Lecture 23 Notes.docx
+++ b/Signals/html_Lectures/notes/Lecture 23 Notes.docx
@@ -308,99 +308,61 @@
           <w:sz w:val="22"/>
           <w:szCs w:val="22"/>
         </w:rPr>
-        <w:t xml:space="preserve">x[n] = δ[n] ⇒ y[n] = h[n]. For any input, y[n] = Σ_k h[k] x[n−k] = (h*x)[n]. δ[n] = 1 at n = 0, 0 elsewhere.</w:t>
-      </w:r>
-    </w:p>
-    <w:p>
-      <w:pPr>
-        <w:pStyle w:val="ListParagraph"/>
-        <w:numPr>
-          <w:ilvl w:val="0"/>
-          <w:numId w:val="2"/>
-        </w:numPr>
-        <w:spacing w:after="80"/>
-      </w:pPr>
-      <w:r>
-        <w:rPr>
-          <w:rFonts w:ascii="Calibri" w:cs="Calibri" w:eastAsia="Calibri" w:hAnsi="Calibri"/>
-          <w:sz w:val="22"/>
-          <w:szCs w:val="22"/>
-        </w:rPr>
-        <w:t xml:space="preserve">For an FIR filter with coefficients b_0..b_M, h[n] = b_n for n = 0..M, zero otherwise: the b of L21–22 is h.</w:t>
-      </w:r>
-    </w:p>
-    <w:p>
-      <w:pPr>
-        <w:pStyle w:val="ListParagraph"/>
-        <w:numPr>
-          <w:ilvl w:val="0"/>
-          <w:numId w:val="2"/>
-        </w:numPr>
-        <w:spacing w:after="80"/>
-      </w:pPr>
-      <w:r>
-        <w:rPr>
-          <w:rFonts w:ascii="Calibri" w:cs="Calibri" w:eastAsia="Calibri" w:hAnsi="Calibri"/>
-          <w:sz w:val="22"/>
-          <w:szCs w:val="22"/>
-        </w:rPr>
-        <w:t xml:space="preserve">Convolution is commutative, h*x = x*h.</w:t>
-      </w:r>
-    </w:p>
-    <w:p>
-      <w:pPr>
-        <w:pBdr>
-          <w:left w:val="single" w:color="7A1A1A" w:sz="18" w:space="8"/>
-        </w:pBdr>
-        <w:spacing w:after="140" w:before="100"/>
-        <w:ind w:left="360"/>
-      </w:pPr>
-      <w:r>
-        <w:rPr>
-          <w:rFonts w:ascii="Calibri" w:cs="Calibri" w:eastAsia="Calibri" w:hAnsi="Calibri"/>
-          <w:b/>
-          <w:bCs/>
-          <w:color w:val="7A1A1A"/>
-          <w:sz w:val="22"/>
-          <w:szCs w:val="22"/>
-        </w:rPr>
-        <w:t xml:space="preserve">Why it matters: </w:t>
-      </w:r>
-      <w:r>
-        <w:rPr>
-          <w:rFonts w:ascii="Calibri" w:cs="Calibri" w:eastAsia="Calibri" w:hAnsi="Calibri"/>
-          <w:sz w:val="22"/>
-          <w:szCs w:val="22"/>
-        </w:rPr>
-        <w:t xml:space="preserve">One signal, h, determines the response to every input. Say this before any arithmetic.</w:t>
-      </w:r>
-    </w:p>
-    <w:p>
-      <w:pPr>
-        <w:pBdr>
-          <w:left w:val="single" w:color="7A1A1A" w:sz="18" w:space="8"/>
-        </w:pBdr>
-        <w:spacing w:after="140" w:before="100"/>
-        <w:ind w:left="360"/>
-      </w:pPr>
-      <w:r>
-        <w:rPr>
-          <w:rFonts w:ascii="Calibri" w:cs="Calibri" w:eastAsia="Calibri" w:hAnsi="Calibri"/>
-          <w:b/>
-          <w:bCs/>
-          <w:color w:val="7A1A1A"/>
-          <w:sz w:val="22"/>
-          <w:szCs w:val="22"/>
-        </w:rPr>
-        <w:t xml:space="preserve">Timing: </w:t>
-      </w:r>
-      <w:r>
-        <w:rPr>
-          <w:rFonts w:ascii="Calibri" w:cs="Calibri" w:eastAsia="Calibri" w:hAnsi="Calibri"/>
-          <w:sz w:val="22"/>
-          <w:szCs w:val="22"/>
-        </w:rPr>
-        <w:t xml:space="preserve">≈ 2 min</w:t>
+        <w:t xml:space="preserve">Say first: one signal, h, tells us the response to every input. Everything after this slide is arithmetic.</w:t>
+      </w:r>
+    </w:p>
+    <w:p>
+      <w:pPr>
+        <w:pStyle w:val="ListParagraph"/>
+        <w:numPr>
+          <w:ilvl w:val="0"/>
+          <w:numId w:val="2"/>
+        </w:numPr>
+        <w:spacing w:after="80"/>
+      </w:pPr>
+      <w:r>
+        <w:rPr>
+          <w:rFonts w:ascii="Calibri" w:cs="Calibri" w:eastAsia="Calibri" w:hAnsi="Calibri"/>
+          <w:sz w:val="22"/>
+          <w:szCs w:val="22"/>
+        </w:rPr>
+        <w:t xml:space="preserve">Notation — δ[n] is the unit impulse: δ[0] = 1 and δ[n] = 0 for every other n. h[n] is the output when the input is δ[n]. The star is convolution: (h*x)[n] = Σ_k h[k] x[n−k], a sum over all k (terms outside the stored range are zero).</w:t>
+      </w:r>
+    </w:p>
+    <w:p>
+      <w:pPr>
+        <w:pStyle w:val="ListParagraph"/>
+        <w:numPr>
+          <w:ilvl w:val="0"/>
+          <w:numId w:val="2"/>
+        </w:numPr>
+        <w:spacing w:after="80"/>
+      </w:pPr>
+      <w:r>
+        <w:rPr>
+          <w:rFonts w:ascii="Calibri" w:cs="Calibri" w:eastAsia="Calibri" w:hAnsi="Calibri"/>
+          <w:sz w:val="22"/>
+          <w:szCs w:val="22"/>
+        </w:rPr>
+        <w:t xml:space="preserve">Tiny example: FIR filter y[n] = 2x[n] − x[n−1]. Feed x = δ: y[0] = 2, y[1] = −1, all others 0. So h = (2, −1) = (b₀, b₁): for an FIR filter the coefficient vector b is the impulse response.</w:t>
+      </w:r>
+    </w:p>
+    <w:p>
+      <w:pPr>
+        <w:pStyle w:val="ListParagraph"/>
+        <w:numPr>
+          <w:ilvl w:val="0"/>
+          <w:numId w:val="2"/>
+        </w:numPr>
+        <w:spacing w:after="80"/>
+      </w:pPr>
+      <w:r>
+        <w:rPr>
+          <w:rFonts w:ascii="Calibri" w:cs="Calibri" w:eastAsia="Calibri" w:hAnsi="Calibri"/>
+          <w:sz w:val="22"/>
+          <w:szCs w:val="22"/>
+        </w:rPr>
+        <w:t xml:space="preserve">Commutative: h*x = x*h. Check with h = (1,1), x = (1,2,3): either order gives (1,3,5,3) (computed on slide 4).</w:t>
       </w:r>
     </w:p>
     <w:p>
@@ -448,89 +410,151 @@
           <w:sz w:val="22"/>
           <w:szCs w:val="22"/>
         </w:rPr>
-        <w:t xml:space="preserve">Step 1: x[n] = Σ_k x[k]δ[n−k]; example x = (1,2,3): 1δ[n] + 2δ[n−1] + 3δ[n−2].</w:t>
-      </w:r>
-    </w:p>
-    <w:p>
-      <w:pPr>
-        <w:pStyle w:val="ListParagraph"/>
-        <w:numPr>
-          <w:ilvl w:val="0"/>
-          <w:numId w:val="2"/>
-        </w:numPr>
-        <w:spacing w:after="80"/>
-      </w:pPr>
-      <w:r>
-        <w:rPr>
-          <w:rFonts w:ascii="Calibri" w:cs="Calibri" w:eastAsia="Calibri" w:hAnsi="Calibri"/>
-          <w:sz w:val="22"/>
-          <w:szCs w:val="22"/>
-        </w:rPr>
-        <w:t xml:space="preserve">Step 2: time invariance δ[n−k] → h[n−k]; linearity x[k]δ[n−k] → x[k]h[n−k].</w:t>
-      </w:r>
-    </w:p>
-    <w:p>
-      <w:pPr>
-        <w:pStyle w:val="ListParagraph"/>
-        <w:numPr>
-          <w:ilvl w:val="0"/>
-          <w:numId w:val="2"/>
-        </w:numPr>
-        <w:spacing w:after="80"/>
-      </w:pPr>
-      <w:r>
-        <w:rPr>
-          <w:rFonts w:ascii="Calibri" w:cs="Calibri" w:eastAsia="Calibri" w:hAnsi="Calibri"/>
-          <w:sz w:val="22"/>
-          <w:szCs w:val="22"/>
-        </w:rPr>
-        <w:t xml:space="preserve">Step 3: add: y[n] = Σ_k x[k]h[n−k] = Σ_m h[m]x[n−m] with m = n−k.</w:t>
-      </w:r>
-    </w:p>
-    <w:p>
-      <w:pPr>
-        <w:pStyle w:val="ListParagraph"/>
-        <w:numPr>
-          <w:ilvl w:val="0"/>
-          <w:numId w:val="2"/>
-        </w:numPr>
-        <w:spacing w:after="80"/>
-      </w:pPr>
-      <w:r>
-        <w:rPr>
-          <w:rFonts w:ascii="Calibri" w:cs="Calibri" w:eastAsia="Calibri" w:hAnsi="Calibri"/>
-          <w:sz w:val="22"/>
-          <w:szCs w:val="22"/>
-        </w:rPr>
-        <w:t xml:space="preserve">Numbers, h = (1,1): 1·(1,1,0,0) + 2·(0,1,1,0) + 3·(0,0,1,1) = (1,3,5,3).</w:t>
-      </w:r>
-    </w:p>
-    <w:p>
-      <w:pPr>
-        <w:pBdr>
-          <w:left w:val="single" w:color="7A1A1A" w:sz="18" w:space="8"/>
-        </w:pBdr>
-        <w:spacing w:after="140" w:before="100"/>
-        <w:ind w:left="360"/>
-      </w:pPr>
-      <w:r>
-        <w:rPr>
-          <w:rFonts w:ascii="Calibri" w:cs="Calibri" w:eastAsia="Calibri" w:hAnsi="Calibri"/>
-          <w:b/>
-          <w:bCs/>
-          <w:color w:val="7A1A1A"/>
-          <w:sz w:val="22"/>
-          <w:szCs w:val="22"/>
-        </w:rPr>
-        <w:t xml:space="preserve">Timing: </w:t>
-      </w:r>
-      <w:r>
-        <w:rPr>
-          <w:rFonts w:ascii="Calibri" w:cs="Calibri" w:eastAsia="Calibri" w:hAnsi="Calibri"/>
-          <w:sz w:val="22"/>
-          <w:szCs w:val="22"/>
-        </w:rPr>
-        <w:t xml:space="preserve">≈ 3 min</w:t>
+        <w:t xml:space="preserve">Goal: show where y = h*x comes from, in three moves — split, respond, add. Keep h = (1,1) and x = (1,2,3) on the board all the way.</w:t>
+      </w:r>
+    </w:p>
+    <w:p>
+      <w:pPr>
+        <w:pStyle w:val="ListParagraph"/>
+        <w:numPr>
+          <w:ilvl w:val="0"/>
+          <w:numId w:val="2"/>
+        </w:numPr>
+        <w:spacing w:after="80"/>
+      </w:pPr>
+      <w:r>
+        <w:rPr>
+          <w:rFonts w:ascii="Calibri" w:cs="Calibri" w:eastAsia="Calibri" w:hAnsi="Calibri"/>
+          <w:sz w:val="22"/>
+          <w:szCs w:val="22"/>
+        </w:rPr>
+        <w:t xml:space="preserve">Step 1 — split x into impulses: x[n] = Σ_k x[k] δ[n−k]. δ[n−k] is an impulse that sits at n = k, so each term is one sample of x placed at its own position.</w:t>
+      </w:r>
+    </w:p>
+    <w:p>
+      <w:pPr>
+        <w:pStyle w:val="ListParagraph"/>
+        <w:numPr>
+          <w:ilvl w:val="0"/>
+          <w:numId w:val="2"/>
+        </w:numPr>
+        <w:spacing w:after="80"/>
+      </w:pPr>
+      <w:r>
+        <w:rPr>
+          <w:rFonts w:ascii="Calibri" w:cs="Calibri" w:eastAsia="Calibri" w:hAnsi="Calibri"/>
+          <w:sz w:val="22"/>
+          <w:szCs w:val="22"/>
+        </w:rPr>
+        <w:t xml:space="preserve">Step 2 — example x = (1,2,3): x[n] = 1·δ[n] + 2·δ[n−1] + 3·δ[n−2]. Check at n = 1: 1·0 + 2·1 + 3·0 = 2 = x[1] ✓.</w:t>
+      </w:r>
+    </w:p>
+    <w:p>
+      <w:pPr>
+        <w:pStyle w:val="ListParagraph"/>
+        <w:numPr>
+          <w:ilvl w:val="0"/>
+          <w:numId w:val="2"/>
+        </w:numPr>
+        <w:spacing w:after="80"/>
+      </w:pPr>
+      <w:r>
+        <w:rPr>
+          <w:rFonts w:ascii="Calibri" w:cs="Calibri" w:eastAsia="Calibri" w:hAnsi="Calibri"/>
+          <w:sz w:val="22"/>
+          <w:szCs w:val="22"/>
+        </w:rPr>
+        <w:t xml:space="preserve">Step 3 — respond to one impulse. Input δ[n] gives h[n] (definition). Time invariance: input shifted by k gives output shifted by k, so δ[n−k] → h[n−k]. Linearity: scaling the input by x[k] scales the output, so x[k] δ[n−k] → x[k] h[n−k].</w:t>
+      </w:r>
+    </w:p>
+    <w:p>
+      <w:pPr>
+        <w:pStyle w:val="ListParagraph"/>
+        <w:numPr>
+          <w:ilvl w:val="0"/>
+          <w:numId w:val="2"/>
+        </w:numPr>
+        <w:spacing w:after="80"/>
+      </w:pPr>
+      <w:r>
+        <w:rPr>
+          <w:rFonts w:ascii="Calibri" w:cs="Calibri" w:eastAsia="Calibri" w:hAnsi="Calibri"/>
+          <w:sz w:val="22"/>
+          <w:szCs w:val="22"/>
+        </w:rPr>
+        <w:t xml:space="preserve">Step 4 — add the responses (linearity again): y[n] = Σ_k x[k] h[n−k]. Substitute m = n − k (so k = n − m): y[n] = Σ_m h[m] x[n−m]. That is the convolution sum.</w:t>
+      </w:r>
+    </w:p>
+    <w:p>
+      <w:pPr>
+        <w:pStyle w:val="ListParagraph"/>
+        <w:numPr>
+          <w:ilvl w:val="0"/>
+          <w:numId w:val="2"/>
+        </w:numPr>
+        <w:spacing w:after="80"/>
+      </w:pPr>
+      <w:r>
+        <w:rPr>
+          <w:rFonts w:ascii="Calibri" w:cs="Calibri" w:eastAsia="Calibri" w:hAnsi="Calibri"/>
+          <w:sz w:val="22"/>
+          <w:szCs w:val="22"/>
+        </w:rPr>
+        <w:t xml:space="preserve">Step 5 — numbers, h = (1,1) means h[0] = h[1] = 1. Write each shifted copy on its own row, 4 columns n = 0..3:</w:t>
+      </w:r>
+    </w:p>
+    <w:p>
+      <w:pPr>
+        <w:pStyle w:val="ListParagraph"/>
+        <w:numPr>
+          <w:ilvl w:val="0"/>
+          <w:numId w:val="2"/>
+        </w:numPr>
+        <w:spacing w:after="80"/>
+      </w:pPr>
+      <w:r>
+        <w:rPr>
+          <w:rFonts w:ascii="Calibri" w:cs="Calibri" w:eastAsia="Calibri" w:hAnsi="Calibri"/>
+          <w:sz w:val="22"/>
+          <w:szCs w:val="22"/>
+        </w:rPr>
+        <w:t xml:space="preserve">1·h → 1·(1, 1, 0, 0) = (1, 1, 0, 0). 2·h shifted by 1 → 2·(0, 1, 1, 0) = (0, 2, 2, 0). 3·h shifted by 2 → 3·(0, 0, 1, 1) = (0, 0, 3, 3).</w:t>
+      </w:r>
+    </w:p>
+    <w:p>
+      <w:pPr>
+        <w:pStyle w:val="ListParagraph"/>
+        <w:numPr>
+          <w:ilvl w:val="0"/>
+          <w:numId w:val="2"/>
+        </w:numPr>
+        <w:spacing w:after="80"/>
+      </w:pPr>
+      <w:r>
+        <w:rPr>
+          <w:rFonts w:ascii="Calibri" w:cs="Calibri" w:eastAsia="Calibri" w:hAnsi="Calibri"/>
+          <w:sz w:val="22"/>
+          <w:szCs w:val="22"/>
+        </w:rPr>
+        <w:t xml:space="preserve">Add the columns: n=0: 1+0+0 = 1. n=1: 1+2+0 = 3. n=2: 0+2+3 = 5. n=3: 0+0+3 = 3. So y = (1, 3, 5, 3).</w:t>
+      </w:r>
+    </w:p>
+    <w:p>
+      <w:pPr>
+        <w:pStyle w:val="ListParagraph"/>
+        <w:numPr>
+          <w:ilvl w:val="0"/>
+          <w:numId w:val="2"/>
+        </w:numPr>
+        <w:spacing w:after="80"/>
+      </w:pPr>
+      <w:r>
+        <w:rPr>
+          <w:rFonts w:ascii="Calibri" w:cs="Calibri" w:eastAsia="Calibri" w:hAnsi="Calibri"/>
+          <w:sz w:val="22"/>
+          <w:szCs w:val="22"/>
+        </w:rPr>
+        <w:t xml:space="preserve">Check: Σy = 1+3+5+3 = 12 = (Σh)(Σx) = 2·6 ✓. Length 4 = 2 + 3 − 1 ✓.</w:t>
       </w:r>
     </w:p>
     <w:p>
@@ -578,53 +602,79 @@
           <w:sz w:val="22"/>
           <w:szCs w:val="22"/>
         </w:rPr>
-        <w:t xml:space="preserve">One output sample y[n]: (1) reverse x, x̃[k] = x[−k]; (2) delay by n, giving x[n−k]; (3) dot product with h. Repeat for every n.</w:t>
-      </w:r>
-    </w:p>
-    <w:p>
-      <w:pPr>
-        <w:pStyle w:val="ListParagraph"/>
-        <w:numPr>
-          <w:ilvl w:val="0"/>
-          <w:numId w:val="2"/>
-        </w:numPr>
-        <w:spacing w:after="80"/>
-      </w:pPr>
-      <w:r>
-        <w:rPr>
-          <w:rFonts w:ascii="Calibri" w:cs="Calibri" w:eastAsia="Calibri" w:hAnsi="Calibri"/>
-          <w:sz w:val="22"/>
-          <w:szCs w:val="22"/>
-        </w:rPr>
-        <w:t xml:space="preserve">Entries outside the stored range are zero, so only terms with 0 ≤ n−k ≤ L−1 survive.</w:t>
-      </w:r>
-    </w:p>
-    <w:p>
-      <w:pPr>
-        <w:pBdr>
-          <w:left w:val="single" w:color="7A1A1A" w:sz="18" w:space="8"/>
-        </w:pBdr>
-        <w:spacing w:after="140" w:before="100"/>
-        <w:ind w:left="360"/>
-      </w:pPr>
-      <w:r>
-        <w:rPr>
-          <w:rFonts w:ascii="Calibri" w:cs="Calibri" w:eastAsia="Calibri" w:hAnsi="Calibri"/>
-          <w:b/>
-          <w:bCs/>
-          <w:color w:val="7A1A1A"/>
-          <w:sz w:val="22"/>
-          <w:szCs w:val="22"/>
-        </w:rPr>
-        <w:t xml:space="preserve">Timing: </w:t>
-      </w:r>
-      <w:r>
-        <w:rPr>
-          <w:rFonts w:ascii="Calibri" w:cs="Calibri" w:eastAsia="Calibri" w:hAnsi="Calibri"/>
-          <w:sz w:val="22"/>
-          <w:szCs w:val="22"/>
-        </w:rPr>
-        <w:t xml:space="preserve">≈ 2 min</w:t>
+        <w:t xml:space="preserve">Goal: turn the sum y[n] = Σ_k h[k] x[n−k] into three physical actions for ONE value of n.</w:t>
+      </w:r>
+    </w:p>
+    <w:p>
+      <w:pPr>
+        <w:pStyle w:val="ListParagraph"/>
+        <w:numPr>
+          <w:ilvl w:val="0"/>
+          <w:numId w:val="2"/>
+        </w:numPr>
+        <w:spacing w:after="80"/>
+      </w:pPr>
+      <w:r>
+        <w:rPr>
+          <w:rFonts w:ascii="Calibri" w:cs="Calibri" w:eastAsia="Calibri" w:hAnsi="Calibri"/>
+          <w:sz w:val="22"/>
+          <w:szCs w:val="22"/>
+        </w:rPr>
+        <w:t xml:space="preserve">Step 1 — reverse: x̃[k] = x[−k] (the picture of x mirrored about 0). Reading the stored vector from its last entry to its first.</w:t>
+      </w:r>
+    </w:p>
+    <w:p>
+      <w:pPr>
+        <w:pStyle w:val="ListParagraph"/>
+        <w:numPr>
+          <w:ilvl w:val="0"/>
+          <w:numId w:val="2"/>
+        </w:numPr>
+        <w:spacing w:after="80"/>
+      </w:pPr>
+      <w:r>
+        <w:rPr>
+          <w:rFonts w:ascii="Calibri" w:cs="Calibri" w:eastAsia="Calibri" w:hAnsi="Calibri"/>
+          <w:sz w:val="22"/>
+          <w:szCs w:val="22"/>
+        </w:rPr>
+        <w:t xml:space="preserve">Step 2 — delay by n: x̃[k−n] = x[−(k−n)] = x[n−k]. The mirrored signal now has its origin at k = n.</w:t>
+      </w:r>
+    </w:p>
+    <w:p>
+      <w:pPr>
+        <w:pStyle w:val="ListParagraph"/>
+        <w:numPr>
+          <w:ilvl w:val="0"/>
+          <w:numId w:val="2"/>
+        </w:numPr>
+        <w:spacing w:after="80"/>
+      </w:pPr>
+      <w:r>
+        <w:rPr>
+          <w:rFonts w:ascii="Calibri" w:cs="Calibri" w:eastAsia="Calibri" w:hAnsi="Calibri"/>
+          <w:sz w:val="22"/>
+          <w:szCs w:val="22"/>
+        </w:rPr>
+        <w:t xml:space="preserve">Step 3 — dot product with h: multiply h[k] by x[n−k] for each k and add. Only k with 0 ≤ k ≤ K−1 and 0 ≤ n−k ≤ L−1 contribute; every other term is 0 (outside the stored range).</w:t>
+      </w:r>
+    </w:p>
+    <w:p>
+      <w:pPr>
+        <w:pStyle w:val="ListParagraph"/>
+        <w:numPr>
+          <w:ilvl w:val="0"/>
+          <w:numId w:val="2"/>
+        </w:numPr>
+        <w:spacing w:after="80"/>
+      </w:pPr>
+      <w:r>
+        <w:rPr>
+          <w:rFonts w:ascii="Calibri" w:cs="Calibri" w:eastAsia="Calibri" w:hAnsi="Calibri"/>
+          <w:sz w:val="22"/>
+          <w:szCs w:val="22"/>
+        </w:rPr>
+        <w:t xml:space="preserve">Step 4 — repeat for n = 0, 1, …, K+L−2. Say: the next slide does exactly one n on the board.</w:t>
       </w:r>
     </w:p>
     <w:p>
@@ -672,71 +722,97 @@
           <w:sz w:val="22"/>
           <w:szCs w:val="22"/>
         </w:rPr>
-        <w:t xml:space="preserve">h = b = (2,−1,1,−2), x = (1,2,3,−1), n = 3. x[3−k] for k = 0..3 is x backwards: (−1, 3, 2, 1).</w:t>
-      </w:r>
-    </w:p>
-    <w:p>
-      <w:pPr>
-        <w:pStyle w:val="ListParagraph"/>
-        <w:numPr>
-          <w:ilvl w:val="0"/>
-          <w:numId w:val="2"/>
-        </w:numPr>
-        <w:spacing w:after="80"/>
-      </w:pPr>
-      <w:r>
-        <w:rPr>
-          <w:rFonts w:ascii="Calibri" w:cs="Calibri" w:eastAsia="Calibri" w:hAnsi="Calibri"/>
-          <w:sz w:val="22"/>
-          <w:szCs w:val="22"/>
-        </w:rPr>
-        <w:t xml:space="preserve">Products: 2(−1) = −2; (−1)(3) = −3; 1(2) = 2; (−2)(1) = −2. Sum −2 − 3 + 2 − 2 = −5 = y[3].</w:t>
-      </w:r>
-    </w:p>
-    <w:p>
-      <w:pPr>
-        <w:pStyle w:val="ListParagraph"/>
-        <w:numPr>
-          <w:ilvl w:val="0"/>
-          <w:numId w:val="2"/>
-        </w:numPr>
-        <w:spacing w:after="80"/>
-      </w:pPr>
-      <w:r>
-        <w:rPr>
-          <w:rFonts w:ascii="Calibri" w:cs="Calibri" w:eastAsia="Calibri" w:hAnsi="Calibri"/>
-          <w:sz w:val="22"/>
-          <w:szCs w:val="22"/>
-        </w:rPr>
-        <w:t xml:space="preserve">Figure: top two panels h[k], x[k]; third x[3−k]; bottom the four products (−2, −3, 2, −2).</w:t>
-      </w:r>
-    </w:p>
-    <w:p>
-      <w:pPr>
-        <w:pBdr>
-          <w:left w:val="single" w:color="7A1A1A" w:sz="18" w:space="8"/>
-        </w:pBdr>
-        <w:spacing w:after="140" w:before="100"/>
-        <w:ind w:left="360"/>
-      </w:pPr>
-      <w:r>
-        <w:rPr>
-          <w:rFonts w:ascii="Calibri" w:cs="Calibri" w:eastAsia="Calibri" w:hAnsi="Calibri"/>
-          <w:b/>
-          <w:bCs/>
-          <w:color w:val="7A1A1A"/>
-          <w:sz w:val="22"/>
-          <w:szCs w:val="22"/>
-        </w:rPr>
-        <w:t xml:space="preserve">Timing: </w:t>
-      </w:r>
-      <w:r>
-        <w:rPr>
-          <w:rFonts w:ascii="Calibri" w:cs="Calibri" w:eastAsia="Calibri" w:hAnsi="Calibri"/>
-          <w:sz w:val="22"/>
-          <w:szCs w:val="22"/>
-        </w:rPr>
-        <w:t xml:space="preserve">≈ 3 min</w:t>
+        <w:t xml:space="preserve">Data: h = b = (2, −1, 1, −2) so h[0] = 2, h[1] = −1, h[2] = 1, h[3] = −2; x = (1, 2, 3, −1) so x[0] = 1, x[1] = 2, x[2] = 3, x[3] = −1. Want y[3] = Σ_k h[k] x[3−k].</w:t>
+      </w:r>
+    </w:p>
+    <w:p>
+      <w:pPr>
+        <w:pStyle w:val="ListParagraph"/>
+        <w:numPr>
+          <w:ilvl w:val="0"/>
+          <w:numId w:val="2"/>
+        </w:numPr>
+        <w:spacing w:after="80"/>
+      </w:pPr>
+      <w:r>
+        <w:rPr>
+          <w:rFonts w:ascii="Calibri" w:cs="Calibri" w:eastAsia="Calibri" w:hAnsi="Calibri"/>
+          <w:sz w:val="22"/>
+          <w:szCs w:val="22"/>
+        </w:rPr>
+        <w:t xml:space="preserve">Step 1 — flip and shift: for k = 0, 1, 2, 3 the index 3−k is 3, 2, 1, 0. So x[3−k] = (x[3], x[2], x[1], x[0]) = (−1, 3, 2, 1): x read backwards. All indices lie in 0..3, so no term is dropped.</w:t>
+      </w:r>
+    </w:p>
+    <w:p>
+      <w:pPr>
+        <w:pStyle w:val="ListParagraph"/>
+        <w:numPr>
+          <w:ilvl w:val="0"/>
+          <w:numId w:val="2"/>
+        </w:numPr>
+        <w:spacing w:after="80"/>
+      </w:pPr>
+      <w:r>
+        <w:rPr>
+          <w:rFonts w:ascii="Calibri" w:cs="Calibri" w:eastAsia="Calibri" w:hAnsi="Calibri"/>
+          <w:sz w:val="22"/>
+          <w:szCs w:val="22"/>
+        </w:rPr>
+        <w:t xml:space="preserve">Step 2 — products, one line each. k=0: h[0]·x[3] = 2·(−1) = −2. k=1: h[1]·x[2] = (−1)·3 = −3. k=2: h[2]·x[1] = 1·2 = 2. k=3: h[3]·x[0] = (−2)·1 = −2.</w:t>
+      </w:r>
+    </w:p>
+    <w:p>
+      <w:pPr>
+        <w:pStyle w:val="ListParagraph"/>
+        <w:numPr>
+          <w:ilvl w:val="0"/>
+          <w:numId w:val="2"/>
+        </w:numPr>
+        <w:spacing w:after="80"/>
+      </w:pPr>
+      <w:r>
+        <w:rPr>
+          <w:rFonts w:ascii="Calibri" w:cs="Calibri" w:eastAsia="Calibri" w:hAnsi="Calibri"/>
+          <w:sz w:val="22"/>
+          <w:szCs w:val="22"/>
+        </w:rPr>
+        <w:t xml:space="preserve">Step 3 — add: y[3] = −2 − 3 + 2 − 2 = −5.</w:t>
+      </w:r>
+    </w:p>
+    <w:p>
+      <w:pPr>
+        <w:pStyle w:val="ListParagraph"/>
+        <w:numPr>
+          <w:ilvl w:val="0"/>
+          <w:numId w:val="2"/>
+        </w:numPr>
+        <w:spacing w:after="80"/>
+      </w:pPr>
+      <w:r>
+        <w:rPr>
+          <w:rFonts w:ascii="Calibri" w:cs="Calibri" w:eastAsia="Calibri" w:hAnsi="Calibri"/>
+          <w:sz w:val="22"/>
+          <w:szCs w:val="22"/>
+        </w:rPr>
+        <w:t xml:space="preserve">Check: the next slide's full table gives y[3] = −5 as well; np.convolve gives (2, 3, 5, −5, 0, −7, 2) and its entry 3 is −5 ✓.</w:t>
+      </w:r>
+    </w:p>
+    <w:p>
+      <w:pPr>
+        <w:pStyle w:val="ListParagraph"/>
+        <w:numPr>
+          <w:ilvl w:val="0"/>
+          <w:numId w:val="2"/>
+        </w:numPr>
+        <w:spacing w:after="80"/>
+      </w:pPr>
+      <w:r>
+        <w:rPr>
+          <w:rFonts w:ascii="Calibri" w:cs="Calibri" w:eastAsia="Calibri" w:hAnsi="Calibri"/>
+          <w:sz w:val="22"/>
+          <w:szCs w:val="22"/>
+        </w:rPr>
+        <w:t xml:space="preserve">What to point at in the figure: top = h[k], second = x[k], third = x[3−k] (the same four samples backwards), bottom = the four products −2, −3, 2, −2; their sum is the output sample.</w:t>
       </w:r>
     </w:p>
     <w:p>
@@ -784,81 +860,205 @@
           <w:sz w:val="22"/>
           <w:szCs w:val="22"/>
         </w:rPr>
-        <w:t xml:space="preserve">b = (2,−1,1,−2)ᵀ (K = 4), x = (1,2,3,−1)ᵀ (L = 4); output length 7. Same vectors as the notebook.</w:t>
-      </w:r>
-    </w:p>
-    <w:p>
-      <w:pPr>
-        <w:pStyle w:val="ListParagraph"/>
-        <w:numPr>
-          <w:ilvl w:val="0"/>
-          <w:numId w:val="2"/>
-        </w:numPr>
-        <w:spacing w:after="80"/>
-      </w:pPr>
-      <w:r>
-        <w:rPr>
-          <w:rFonts w:ascii="Calibri" w:cs="Calibri" w:eastAsia="Calibri" w:hAnsi="Calibri"/>
-          <w:sz w:val="22"/>
-          <w:szCs w:val="22"/>
-        </w:rPr>
-        <w:t xml:space="preserve">y[0] = 2.  y[1] = 4 − 1 = 3.  y[2] = 6 − 2 + 1 = 5.  y[3] = −2 − 3 + 2 − 2 = −5.  y[4] = 1 + 3 − 4 = 0.  y[5] = −1 − 6 = −7.  y[6] = 2.</w:t>
-      </w:r>
-    </w:p>
-    <w:p>
-      <w:pPr>
-        <w:pBdr>
-          <w:left w:val="single" w:color="7A1A1A" w:sz="18" w:space="8"/>
-        </w:pBdr>
-        <w:spacing w:after="140" w:before="100"/>
-        <w:ind w:left="360"/>
-      </w:pPr>
-      <w:r>
-        <w:rPr>
-          <w:rFonts w:ascii="Calibri" w:cs="Calibri" w:eastAsia="Calibri" w:hAnsi="Calibri"/>
-          <w:b/>
-          <w:bCs/>
-          <w:color w:val="7A1A1A"/>
-          <w:sz w:val="22"/>
-          <w:szCs w:val="22"/>
-        </w:rPr>
-        <w:t xml:space="preserve">Consistency check: </w:t>
-      </w:r>
-      <w:r>
-        <w:rPr>
-          <w:rFonts w:ascii="Calibri" w:cs="Calibri" w:eastAsia="Calibri" w:hAnsi="Calibri"/>
-          <w:sz w:val="22"/>
-          <w:szCs w:val="22"/>
-        </w:rPr>
-        <w:t xml:space="preserve">Entries sum to (Σb)(Σx) = 0·5 = 0, and 2+3+5−5+0−7+2 = 0.</w:t>
-      </w:r>
-    </w:p>
-    <w:p>
-      <w:pPr>
-        <w:pBdr>
-          <w:left w:val="single" w:color="7A1A1A" w:sz="18" w:space="8"/>
-        </w:pBdr>
-        <w:spacing w:after="140" w:before="100"/>
-        <w:ind w:left="360"/>
-      </w:pPr>
-      <w:r>
-        <w:rPr>
-          <w:rFonts w:ascii="Calibri" w:cs="Calibri" w:eastAsia="Calibri" w:hAnsi="Calibri"/>
-          <w:b/>
-          <w:bCs/>
-          <w:color w:val="7A1A1A"/>
-          <w:sz w:val="22"/>
-          <w:szCs w:val="22"/>
-        </w:rPr>
-        <w:t xml:space="preserve">Timing: </w:t>
-      </w:r>
-      <w:r>
-        <w:rPr>
-          <w:rFonts w:ascii="Calibri" w:cs="Calibri" w:eastAsia="Calibri" w:hAnsi="Calibri"/>
-          <w:sz w:val="22"/>
-          <w:szCs w:val="22"/>
-        </w:rPr>
-        <w:t xml:space="preserve">≈ 4 min</w:t>
+        <w:t xml:space="preserve">Data: b = (2, −1, 1, −2), K = 4; x = (1, 2, 3, −1), L = 4, and x[m] = 0 for m &lt; 0 or m &gt; 3. Output length K + L − 1 = 7, so n = 0..6.</w:t>
+      </w:r>
+    </w:p>
+    <w:p>
+      <w:pPr>
+        <w:pStyle w:val="ListParagraph"/>
+        <w:numPr>
+          <w:ilvl w:val="0"/>
+          <w:numId w:val="2"/>
+        </w:numPr>
+        <w:spacing w:after="80"/>
+      </w:pPr>
+      <w:r>
+        <w:rPr>
+          <w:rFonts w:ascii="Calibri" w:cs="Calibri" w:eastAsia="Calibri" w:hAnsi="Calibri"/>
+          <w:sz w:val="22"/>
+          <w:szCs w:val="22"/>
+        </w:rPr>
+        <w:t xml:space="preserve">Formula: y[n] = Σ_k b[k] x[n−k]. For each n keep only k with 0 ≤ k ≤ 3 and 0 ≤ n−k ≤ 3 (otherwise x[n−k] is outside the vector and the term is 0).</w:t>
+      </w:r>
+    </w:p>
+    <w:p>
+      <w:pPr>
+        <w:pStyle w:val="ListParagraph"/>
+        <w:numPr>
+          <w:ilvl w:val="0"/>
+          <w:numId w:val="2"/>
+        </w:numPr>
+        <w:spacing w:after="80"/>
+      </w:pPr>
+      <w:r>
+        <w:rPr>
+          <w:rFonts w:ascii="Calibri" w:cs="Calibri" w:eastAsia="Calibri" w:hAnsi="Calibri"/>
+          <w:sz w:val="22"/>
+          <w:szCs w:val="22"/>
+        </w:rPr>
+        <w:t xml:space="preserve">n = 0: k = 0 only (n−k = 0). y[0] = b[0]x[0] = 2·1 = 2.</w:t>
+      </w:r>
+    </w:p>
+    <w:p>
+      <w:pPr>
+        <w:pStyle w:val="ListParagraph"/>
+        <w:numPr>
+          <w:ilvl w:val="0"/>
+          <w:numId w:val="2"/>
+        </w:numPr>
+        <w:spacing w:after="80"/>
+      </w:pPr>
+      <w:r>
+        <w:rPr>
+          <w:rFonts w:ascii="Calibri" w:cs="Calibri" w:eastAsia="Calibri" w:hAnsi="Calibri"/>
+          <w:sz w:val="22"/>
+          <w:szCs w:val="22"/>
+        </w:rPr>
+        <w:t xml:space="preserve">n = 1: k = 0, 1 (n−k = 1, 0). y[1] = b[0]x[1] + b[1]x[0] = 2·2 + (−1)·1 = 4 − 1 = 3.</w:t>
+      </w:r>
+    </w:p>
+    <w:p>
+      <w:pPr>
+        <w:pStyle w:val="ListParagraph"/>
+        <w:numPr>
+          <w:ilvl w:val="0"/>
+          <w:numId w:val="2"/>
+        </w:numPr>
+        <w:spacing w:after="80"/>
+      </w:pPr>
+      <w:r>
+        <w:rPr>
+          <w:rFonts w:ascii="Calibri" w:cs="Calibri" w:eastAsia="Calibri" w:hAnsi="Calibri"/>
+          <w:sz w:val="22"/>
+          <w:szCs w:val="22"/>
+        </w:rPr>
+        <w:t xml:space="preserve">n = 2: k = 0, 1, 2. y[2] = b[0]x[2] + b[1]x[1] + b[2]x[0] = 2·3 + (−1)·2 + 1·1 = 6 − 2 + 1 = 5.</w:t>
+      </w:r>
+    </w:p>
+    <w:p>
+      <w:pPr>
+        <w:pStyle w:val="ListParagraph"/>
+        <w:numPr>
+          <w:ilvl w:val="0"/>
+          <w:numId w:val="2"/>
+        </w:numPr>
+        <w:spacing w:after="80"/>
+      </w:pPr>
+      <w:r>
+        <w:rPr>
+          <w:rFonts w:ascii="Calibri" w:cs="Calibri" w:eastAsia="Calibri" w:hAnsi="Calibri"/>
+          <w:sz w:val="22"/>
+          <w:szCs w:val="22"/>
+        </w:rPr>
+        <w:t xml:space="preserve">n = 3: k = 0..3. y[3] = b[0]x[3] + b[1]x[2] + b[2]x[1] + b[3]x[0] = 2(−1) + (−1)(3) + 1·2 + (−2)(1) = −2 − 3 + 2 − 2 = −5.</w:t>
+      </w:r>
+    </w:p>
+    <w:p>
+      <w:pPr>
+        <w:pStyle w:val="ListParagraph"/>
+        <w:numPr>
+          <w:ilvl w:val="0"/>
+          <w:numId w:val="2"/>
+        </w:numPr>
+        <w:spacing w:after="80"/>
+      </w:pPr>
+      <w:r>
+        <w:rPr>
+          <w:rFonts w:ascii="Calibri" w:cs="Calibri" w:eastAsia="Calibri" w:hAnsi="Calibri"/>
+          <w:sz w:val="22"/>
+          <w:szCs w:val="22"/>
+        </w:rPr>
+        <w:t xml:space="preserve">n = 4: k = 1, 2, 3 (k = 0 would need x[4], which is 0). y[4] = b[1]x[3] + b[2]x[2] + b[3]x[1] = (−1)(−1) + 1·3 + (−2)·2 = 1 + 3 − 4 = 0.</w:t>
+      </w:r>
+    </w:p>
+    <w:p>
+      <w:pPr>
+        <w:pStyle w:val="ListParagraph"/>
+        <w:numPr>
+          <w:ilvl w:val="0"/>
+          <w:numId w:val="2"/>
+        </w:numPr>
+        <w:spacing w:after="80"/>
+      </w:pPr>
+      <w:r>
+        <w:rPr>
+          <w:rFonts w:ascii="Calibri" w:cs="Calibri" w:eastAsia="Calibri" w:hAnsi="Calibri"/>
+          <w:sz w:val="22"/>
+          <w:szCs w:val="22"/>
+        </w:rPr>
+        <w:t xml:space="preserve">n = 5: k = 2, 3. y[5] = b[2]x[3] + b[3]x[2] = 1·(−1) + (−2)·3 = −1 − 6 = −7.</w:t>
+      </w:r>
+    </w:p>
+    <w:p>
+      <w:pPr>
+        <w:pStyle w:val="ListParagraph"/>
+        <w:numPr>
+          <w:ilvl w:val="0"/>
+          <w:numId w:val="2"/>
+        </w:numPr>
+        <w:spacing w:after="80"/>
+      </w:pPr>
+      <w:r>
+        <w:rPr>
+          <w:rFonts w:ascii="Calibri" w:cs="Calibri" w:eastAsia="Calibri" w:hAnsi="Calibri"/>
+          <w:sz w:val="22"/>
+          <w:szCs w:val="22"/>
+        </w:rPr>
+        <w:t xml:space="preserve">n = 6: k = 3 only. y[6] = b[3]x[3] = (−2)(−1) = 2.</w:t>
+      </w:r>
+    </w:p>
+    <w:p>
+      <w:pPr>
+        <w:pStyle w:val="ListParagraph"/>
+        <w:numPr>
+          <w:ilvl w:val="0"/>
+          <w:numId w:val="2"/>
+        </w:numPr>
+        <w:spacing w:after="80"/>
+      </w:pPr>
+      <w:r>
+        <w:rPr>
+          <w:rFonts w:ascii="Calibri" w:cs="Calibri" w:eastAsia="Calibri" w:hAnsi="Calibri"/>
+          <w:sz w:val="22"/>
+          <w:szCs w:val="22"/>
+        </w:rPr>
+        <w:t xml:space="preserve">Result: y = (2, 3, 5, −5, 0, −7, 2).</w:t>
+      </w:r>
+    </w:p>
+    <w:p>
+      <w:pPr>
+        <w:pStyle w:val="ListParagraph"/>
+        <w:numPr>
+          <w:ilvl w:val="0"/>
+          <w:numId w:val="2"/>
+        </w:numPr>
+        <w:spacing w:after="80"/>
+      </w:pPr>
+      <w:r>
+        <w:rPr>
+          <w:rFonts w:ascii="Calibri" w:cs="Calibri" w:eastAsia="Calibri" w:hAnsi="Calibri"/>
+          <w:sz w:val="22"/>
+          <w:szCs w:val="22"/>
+        </w:rPr>
+        <w:t xml:space="preserve">Check (sum rule): Σb = 2 − 1 + 1 − 2 = 0 and Σx = 1 + 2 + 3 − 1 = 5, so Σy must be 0·5 = 0. Our sum: 2 + 3 + 5 − 5 + 0 − 7 + 2 = 0 ✓. Second check: np.convolve(b, x) in the notebook gives the same seven numbers.</w:t>
+      </w:r>
+    </w:p>
+    <w:p>
+      <w:pPr>
+        <w:pStyle w:val="ListParagraph"/>
+        <w:numPr>
+          <w:ilvl w:val="0"/>
+          <w:numId w:val="2"/>
+        </w:numPr>
+        <w:spacing w:after="80"/>
+      </w:pPr>
+      <w:r>
+        <w:rPr>
+          <w:rFonts w:ascii="Calibri" w:cs="Calibri" w:eastAsia="Calibri" w:hAnsi="Calibri"/>
+          <w:sz w:val="22"/>
+          <w:szCs w:val="22"/>
+        </w:rPr>
+        <w:t xml:space="preserve">Pitfall: y[4] = 0 is a real zero (cancellation), not a missing entry. The sum rule cannot catch an error that moves a term between two entries, so also check the length (7).</w:t>
       </w:r>
     </w:p>
     <w:p>
@@ -906,53 +1106,115 @@
           <w:sz w:val="22"/>
           <w:szCs w:val="22"/>
         </w:rPr>
-        <w:t xml:space="preserve">Grid of all b_k x_m; the product with k+m = n goes into y[n]: anti-diagonal sums give y = (2, 3, 5, −5, 0, −7, 2): y[2] = 6−2+1, y[3] = −2−3+2−2, y[4] = 1+3−4, y[5] = −1−6.</w:t>
-      </w:r>
-    </w:p>
-    <w:p>
-      <w:pPr>
-        <w:pStyle w:val="ListParagraph"/>
-        <w:numPr>
-          <w:ilvl w:val="0"/>
-          <w:numId w:val="2"/>
-        </w:numPr>
-        <w:spacing w:after="80"/>
-      </w:pPr>
-      <w:r>
-        <w:rPr>
-          <w:rFonts w:ascii="Calibri" w:cs="Calibri" w:eastAsia="Calibri" w:hAnsi="Calibri"/>
-          <w:sz w:val="22"/>
-          <w:szCs w:val="22"/>
-        </w:rPr>
-        <w:t xml:space="preserve">Remark: this is polynomial multiplication, the opening topic of L24.</w:t>
-      </w:r>
-    </w:p>
-    <w:p>
-      <w:pPr>
-        <w:pBdr>
-          <w:left w:val="single" w:color="7A1A1A" w:sz="18" w:space="8"/>
-        </w:pBdr>
-        <w:spacing w:after="140" w:before="100"/>
-        <w:ind w:left="360"/>
-      </w:pPr>
-      <w:r>
-        <w:rPr>
-          <w:rFonts w:ascii="Calibri" w:cs="Calibri" w:eastAsia="Calibri" w:hAnsi="Calibri"/>
-          <w:b/>
-          <w:bCs/>
-          <w:color w:val="7A1A1A"/>
-          <w:sz w:val="22"/>
-          <w:szCs w:val="22"/>
-        </w:rPr>
-        <w:t xml:space="preserve">Timing: </w:t>
-      </w:r>
-      <w:r>
-        <w:rPr>
-          <w:rFonts w:ascii="Calibri" w:cs="Calibri" w:eastAsia="Calibri" w:hAnsi="Calibri"/>
-          <w:sz w:val="22"/>
-          <w:szCs w:val="22"/>
-        </w:rPr>
-        <w:t xml:space="preserve">≈ 3 min</w:t>
+        <w:t xml:space="preserve">Goal: the same seven numbers without flipping anything — just a multiplication table.</w:t>
+      </w:r>
+    </w:p>
+    <w:p>
+      <w:pPr>
+        <w:pStyle w:val="ListParagraph"/>
+        <w:numPr>
+          <w:ilvl w:val="0"/>
+          <w:numId w:val="2"/>
+        </w:numPr>
+        <w:spacing w:after="80"/>
+      </w:pPr>
+      <w:r>
+        <w:rPr>
+          <w:rFonts w:ascii="Calibri" w:cs="Calibri" w:eastAsia="Calibri" w:hAnsi="Calibri"/>
+          <w:sz w:val="22"/>
+          <w:szCs w:val="22"/>
+        </w:rPr>
+        <w:t xml:space="preserve">Step 1 — rule: the product b[k]·x[m] belongs to y[n] with n = k + m (because y[n] = Σ b[k] x[n−k], so m = n − k). Terms with the same k + m lie on one anti-diagonal.</w:t>
+      </w:r>
+    </w:p>
+    <w:p>
+      <w:pPr>
+        <w:pStyle w:val="ListParagraph"/>
+        <w:numPr>
+          <w:ilvl w:val="0"/>
+          <w:numId w:val="2"/>
+        </w:numPr>
+        <w:spacing w:after="80"/>
+      </w:pPr>
+      <w:r>
+        <w:rPr>
+          <w:rFonts w:ascii="Calibri" w:cs="Calibri" w:eastAsia="Calibri" w:hAnsi="Calibri"/>
+          <w:sz w:val="22"/>
+          <w:szCs w:val="22"/>
+        </w:rPr>
+        <w:t xml:space="preserve">Step 2 — fill the grid (row b[k], column x[m]). Row b₀ = 2: 2·1 = 2, 2·2 = 4, 2·3 = 6, 2·(−1) = −2. Row b₁ = −1: −1, −2, −3, 1. Row b₂ = 1: 1, 2, 3, −1. Row b₃ = −2: −2, −4, −6, 2.</w:t>
+      </w:r>
+    </w:p>
+    <w:p>
+      <w:pPr>
+        <w:pStyle w:val="ListParagraph"/>
+        <w:numPr>
+          <w:ilvl w:val="0"/>
+          <w:numId w:val="2"/>
+        </w:numPr>
+        <w:spacing w:after="80"/>
+      </w:pPr>
+      <w:r>
+        <w:rPr>
+          <w:rFonts w:ascii="Calibri" w:cs="Calibri" w:eastAsia="Calibri" w:hAnsi="Calibri"/>
+          <w:sz w:val="22"/>
+          <w:szCs w:val="22"/>
+        </w:rPr>
+        <w:t xml:space="preserve">Step 3 — add along k + m = n. n=0: (k,m) = (0,0): 2. n=1: (0,1) + (1,0) = 4 + (−1) = 3. n=2: (0,2) + (1,1) + (2,0) = 6 − 2 + 1 = 5.</w:t>
+      </w:r>
+    </w:p>
+    <w:p>
+      <w:pPr>
+        <w:pStyle w:val="ListParagraph"/>
+        <w:numPr>
+          <w:ilvl w:val="0"/>
+          <w:numId w:val="2"/>
+        </w:numPr>
+        <w:spacing w:after="80"/>
+      </w:pPr>
+      <w:r>
+        <w:rPr>
+          <w:rFonts w:ascii="Calibri" w:cs="Calibri" w:eastAsia="Calibri" w:hAnsi="Calibri"/>
+          <w:sz w:val="22"/>
+          <w:szCs w:val="22"/>
+        </w:rPr>
+        <w:t xml:space="preserve">n=3: (0,3) + (1,2) + (2,1) + (3,0) = −2 − 3 + 2 − 2 = −5. n=4: (1,3) + (2,2) + (3,1) = 1 + 3 − 4 = 0. n=5: (2,3) + (3,2) = −1 − 6 = −7. n=6: (3,3) = 2.</w:t>
+      </w:r>
+    </w:p>
+    <w:p>
+      <w:pPr>
+        <w:pStyle w:val="ListParagraph"/>
+        <w:numPr>
+          <w:ilvl w:val="0"/>
+          <w:numId w:val="2"/>
+        </w:numPr>
+        <w:spacing w:after="80"/>
+      </w:pPr>
+      <w:r>
+        <w:rPr>
+          <w:rFonts w:ascii="Calibri" w:cs="Calibri" w:eastAsia="Calibri" w:hAnsi="Calibri"/>
+          <w:sz w:val="22"/>
+          <w:szCs w:val="22"/>
+        </w:rPr>
+        <w:t xml:space="preserve">Result (2, 3, 5, −5, 0, −7, 2), identical to slide 7. Check: the sum of all 16 grid entries is also the total of y: row sums 2+4+6−2 = 10, −1−2−3+1 = −5, 1+2+3−1 = 5, −2−4−6+2 = −10; total 10 − 5 + 5 − 10 = 0 ✓.</w:t>
+      </w:r>
+    </w:p>
+    <w:p>
+      <w:pPr>
+        <w:pStyle w:val="ListParagraph"/>
+        <w:numPr>
+          <w:ilvl w:val="0"/>
+          <w:numId w:val="2"/>
+        </w:numPr>
+        <w:spacing w:after="80"/>
+      </w:pPr>
+      <w:r>
+        <w:rPr>
+          <w:rFonts w:ascii="Calibri" w:cs="Calibri" w:eastAsia="Calibri" w:hAnsi="Calibri"/>
+          <w:sz w:val="22"/>
+          <w:szCs w:val="22"/>
+        </w:rPr>
+        <w:t xml:space="preserve">Bridge: this grid is multiplying the polynomials (2 − u + u² − 2u³)(1 + 2u + 3u² − u³) with u = z⁻¹ — coefficient of uⁿ is the anti-diagonal sum. Lecture 24 uses this.</w:t>
       </w:r>
     </w:p>
     <w:p>
@@ -1000,35 +1262,43 @@
           <w:sz w:val="22"/>
           <w:szCs w:val="22"/>
         </w:rPr>
-        <w:t xml:space="preserve">Three stems: h = b, x, y. Output 7 samples (indices 0–6) from 4 + 4. The zero at n = 4 is a genuine zero.</w:t>
-      </w:r>
-    </w:p>
-    <w:p>
-      <w:pPr>
-        <w:pBdr>
-          <w:left w:val="single" w:color="7A1A1A" w:sz="18" w:space="8"/>
-        </w:pBdr>
-        <w:spacing w:after="140" w:before="100"/>
-        <w:ind w:left="360"/>
-      </w:pPr>
-      <w:r>
-        <w:rPr>
-          <w:rFonts w:ascii="Calibri" w:cs="Calibri" w:eastAsia="Calibri" w:hAnsi="Calibri"/>
-          <w:b/>
-          <w:bCs/>
-          <w:color w:val="7A1A1A"/>
-          <w:sz w:val="22"/>
-          <w:szCs w:val="22"/>
-        </w:rPr>
-        <w:t xml:space="preserve">Timing: </w:t>
-      </w:r>
-      <w:r>
-        <w:rPr>
-          <w:rFonts w:ascii="Calibri" w:cs="Calibri" w:eastAsia="Calibri" w:hAnsi="Calibri"/>
-          <w:sz w:val="22"/>
-          <w:szCs w:val="22"/>
-        </w:rPr>
-        <w:t xml:space="preserve">≈ 1 min</w:t>
+        <w:t xml:space="preserve">Numbers behind the figure: h = b = (2, −1, 1, −2) at n = 0..3; x = (1, 2, 3, −1) at n = 0..3; y = (2, 3, 5, −5, 0, −7, 2) at n = 0..6.</w:t>
+      </w:r>
+    </w:p>
+    <w:p>
+      <w:pPr>
+        <w:pStyle w:val="ListParagraph"/>
+        <w:numPr>
+          <w:ilvl w:val="0"/>
+          <w:numId w:val="2"/>
+        </w:numPr>
+        <w:spacing w:after="80"/>
+      </w:pPr>
+      <w:r>
+        <w:rPr>
+          <w:rFonts w:ascii="Calibri" w:cs="Calibri" w:eastAsia="Calibri" w:hAnsi="Calibri"/>
+          <w:sz w:val="22"/>
+          <w:szCs w:val="22"/>
+        </w:rPr>
+        <w:t xml:space="preserve">Point at the lengths: 4 and 4 samples in, 7 out. The first possible nonzero output is y[0] = b₀x₀ = 2 (needs both signals to start overlapping at n = 0); the last is y[6] = b₃x₃ = (−2)(−1) = 2. Count: 0..6 is 6 − 0 + 1 = 7 samples.</w:t>
+      </w:r>
+    </w:p>
+    <w:p>
+      <w:pPr>
+        <w:pStyle w:val="ListParagraph"/>
+        <w:numPr>
+          <w:ilvl w:val="0"/>
+          <w:numId w:val="2"/>
+        </w:numPr>
+        <w:spacing w:after="80"/>
+      </w:pPr>
+      <w:r>
+        <w:rPr>
+          <w:rFonts w:ascii="Calibri" w:cs="Calibri" w:eastAsia="Calibri" w:hAnsi="Calibri"/>
+          <w:sz w:val="22"/>
+          <w:szCs w:val="22"/>
+        </w:rPr>
+        <w:t xml:space="preserve">Point at n = 4: the stem is a true zero (1 + 3 − 4 = 0), not an empty slot. Point at n = 3 (−5) and n = 5 (−7): the two big negative values come from b₃ = −2 meeting the large positive inputs.</w:t>
       </w:r>
     </w:p>
     <w:p>
@@ -1076,35 +1346,61 @@
           <w:sz w:val="22"/>
           <w:szCs w:val="22"/>
         </w:rPr>
-        <w:t xml:space="preserve">Length K+L−1, activity interval [0, K+L−2]; check 4+4−1 = 7. This tells you how much to pad before circular convolution.</w:t>
-      </w:r>
-    </w:p>
-    <w:p>
-      <w:pPr>
-        <w:pBdr>
-          <w:left w:val="single" w:color="7A1A1A" w:sz="18" w:space="8"/>
-        </w:pBdr>
-        <w:spacing w:after="140" w:before="100"/>
-        <w:ind w:left="360"/>
-      </w:pPr>
-      <w:r>
-        <w:rPr>
-          <w:rFonts w:ascii="Calibri" w:cs="Calibri" w:eastAsia="Calibri" w:hAnsi="Calibri"/>
-          <w:b/>
-          <w:bCs/>
-          <w:color w:val="7A1A1A"/>
-          <w:sz w:val="22"/>
-          <w:szCs w:val="22"/>
-        </w:rPr>
-        <w:t xml:space="preserve">Timing: </w:t>
-      </w:r>
-      <w:r>
-        <w:rPr>
-          <w:rFonts w:ascii="Calibri" w:cs="Calibri" w:eastAsia="Calibri" w:hAnsi="Calibri"/>
-          <w:sz w:val="22"/>
-          <w:szCs w:val="22"/>
-        </w:rPr>
-        <w:t xml:space="preserve">≈ 1 min</w:t>
+        <w:t xml:space="preserve">Rule: h of length K and x of length L give y of length K + L − 1, nonzero only for n = 0, 1, …, K + L − 2.</w:t>
+      </w:r>
+    </w:p>
+    <w:p>
+      <w:pPr>
+        <w:pStyle w:val="ListParagraph"/>
+        <w:numPr>
+          <w:ilvl w:val="0"/>
+          <w:numId w:val="2"/>
+        </w:numPr>
+        <w:spacing w:after="80"/>
+      </w:pPr>
+      <w:r>
+        <w:rPr>
+          <w:rFonts w:ascii="Calibri" w:cs="Calibri" w:eastAsia="Calibri" w:hAnsi="Calibri"/>
+          <w:sz w:val="22"/>
+          <w:szCs w:val="22"/>
+        </w:rPr>
+        <w:t xml:space="preserve">Why, line by line: the first nonzero term is b[0]x[0] at n = 0. The last nonzero term is b[K−1]x[L−1] at n = (K−1) + (L−1) = K + L − 2. Count of integers from 0 to K+L−2 is K + L − 1.</w:t>
+      </w:r>
+    </w:p>
+    <w:p>
+      <w:pPr>
+        <w:pStyle w:val="ListParagraph"/>
+        <w:numPr>
+          <w:ilvl w:val="0"/>
+          <w:numId w:val="2"/>
+        </w:numPr>
+        <w:spacing w:after="80"/>
+      </w:pPr>
+      <w:r>
+        <w:rPr>
+          <w:rFonts w:ascii="Calibri" w:cs="Calibri" w:eastAsia="Calibri" w:hAnsi="Calibri"/>
+          <w:sz w:val="22"/>
+          <w:szCs w:val="22"/>
+        </w:rPr>
+        <w:t xml:space="preserve">Example: K = 4, L = 4: last index 4 + 4 − 2 = 6, so 7 samples ✓ (slide 7). Example: K = 3, L = 4: 3 + 4 − 1 = 6 samples (slide 13).</w:t>
+      </w:r>
+    </w:p>
+    <w:p>
+      <w:pPr>
+        <w:pStyle w:val="ListParagraph"/>
+        <w:numPr>
+          <w:ilvl w:val="0"/>
+          <w:numId w:val="2"/>
+        </w:numPr>
+        <w:spacing w:after="80"/>
+      </w:pPr>
+      <w:r>
+        <w:rPr>
+          <w:rFonts w:ascii="Calibri" w:cs="Calibri" w:eastAsia="Calibri" w:hAnsi="Calibri"/>
+          <w:sz w:val="22"/>
+          <w:szCs w:val="22"/>
+        </w:rPr>
+        <w:t xml:space="preserve">Use: this is the DFT length you need before you can use circular convolution (slides 14–16): N ≥ K + L − 1.</w:t>
       </w:r>
     </w:p>
     <w:p>
@@ -1152,35 +1448,97 @@
           <w:sz w:val="22"/>
           <w:szCs w:val="22"/>
         </w:rPr>
-        <w:t xml:space="preserve">Commutative; associative ((h₁*h₂)*x = h₁*(h₂*x), the cascade rule of L22); distributive (parallel filters, block processing); identity x*δ = x and delay x*δ[n−d] = x[n−d] (example (1,2,3)*δ[n−2] = (0,0,1,2,3)); sum rule Σy = (Σh)(Σx).</w:t>
-      </w:r>
-    </w:p>
-    <w:p>
-      <w:pPr>
-        <w:pBdr>
-          <w:left w:val="single" w:color="7A1A1A" w:sz="18" w:space="8"/>
-        </w:pBdr>
-        <w:spacing w:after="140" w:before="100"/>
-        <w:ind w:left="360"/>
-      </w:pPr>
-      <w:r>
-        <w:rPr>
-          <w:rFonts w:ascii="Calibri" w:cs="Calibri" w:eastAsia="Calibri" w:hAnsi="Calibri"/>
-          <w:b/>
-          <w:bCs/>
-          <w:color w:val="7A1A1A"/>
-          <w:sz w:val="22"/>
-          <w:szCs w:val="22"/>
-        </w:rPr>
-        <w:t xml:space="preserve">Timing: </w:t>
-      </w:r>
-      <w:r>
-        <w:rPr>
-          <w:rFonts w:ascii="Calibri" w:cs="Calibri" w:eastAsia="Calibri" w:hAnsi="Calibri"/>
-          <w:sz w:val="22"/>
-          <w:szCs w:val="22"/>
-        </w:rPr>
-        <w:t xml:space="preserve">≈ 2 min</w:t>
+        <w:t xml:space="preserve">Each rule gets a one-line numeric check; say: these are the cheap checks you run after every hand convolution.</w:t>
+      </w:r>
+    </w:p>
+    <w:p>
+      <w:pPr>
+        <w:pStyle w:val="ListParagraph"/>
+        <w:numPr>
+          <w:ilvl w:val="0"/>
+          <w:numId w:val="2"/>
+        </w:numPr>
+        <w:spacing w:after="80"/>
+      </w:pPr>
+      <w:r>
+        <w:rPr>
+          <w:rFonts w:ascii="Calibri" w:cs="Calibri" w:eastAsia="Calibri" w:hAnsi="Calibri"/>
+          <w:sz w:val="22"/>
+          <w:szCs w:val="22"/>
+        </w:rPr>
+        <w:t xml:space="preserve">Commutative h*x = x*h: h = (1,1), x = (1,2,3). Either way y = (1, 3, 5, 3) (slide 4).</w:t>
+      </w:r>
+    </w:p>
+    <w:p>
+      <w:pPr>
+        <w:pStyle w:val="ListParagraph"/>
+        <w:numPr>
+          <w:ilvl w:val="0"/>
+          <w:numId w:val="2"/>
+        </w:numPr>
+        <w:spacing w:after="80"/>
+      </w:pPr>
+      <w:r>
+        <w:rPr>
+          <w:rFonts w:ascii="Calibri" w:cs="Calibri" w:eastAsia="Calibri" w:hAnsi="Calibri"/>
+          <w:sz w:val="22"/>
+          <w:szCs w:val="22"/>
+        </w:rPr>
+        <w:t xml:space="preserve">Associative (h₁*h₂)*x = h₁*(h₂*x): this is the cascade rule — two filters in series can be replaced by the single filter h₁*h₂.</w:t>
+      </w:r>
+    </w:p>
+    <w:p>
+      <w:pPr>
+        <w:pStyle w:val="ListParagraph"/>
+        <w:numPr>
+          <w:ilvl w:val="0"/>
+          <w:numId w:val="2"/>
+        </w:numPr>
+        <w:spacing w:after="80"/>
+      </w:pPr>
+      <w:r>
+        <w:rPr>
+          <w:rFonts w:ascii="Calibri" w:cs="Calibri" w:eastAsia="Calibri" w:hAnsi="Calibri"/>
+          <w:sz w:val="22"/>
+          <w:szCs w:val="22"/>
+        </w:rPr>
+        <w:t xml:space="preserve">Distributive h*(x₁+x₂) = h*x₁ + h*x₂: h = (1,1), x₁ = (1,0), x₂ = (0,1). h*x₁ = (1,1,0), h*x₂ = (0,1,1), sum = (1,2,1). And h*(x₁+x₂) = (1,1)*(1,1) = (1,2,1) ✓.</w:t>
+      </w:r>
+    </w:p>
+    <w:p>
+      <w:pPr>
+        <w:pStyle w:val="ListParagraph"/>
+        <w:numPr>
+          <w:ilvl w:val="0"/>
+          <w:numId w:val="2"/>
+        </w:numPr>
+        <w:spacing w:after="80"/>
+      </w:pPr>
+      <w:r>
+        <w:rPr>
+          <w:rFonts w:ascii="Calibri" w:cs="Calibri" w:eastAsia="Calibri" w:hAnsi="Calibri"/>
+          <w:sz w:val="22"/>
+          <w:szCs w:val="22"/>
+        </w:rPr>
+        <w:t xml:space="preserve">Identity and delay: δ = (1) at n = 0, so x*δ = x. δ[n−2] is a single 1 at n = 2, written (0,0,1). (1,2,3)*(0,0,1): y[2] = 1, y[3] = 2, y[4] = 3, y[0] = y[1] = 0, i.e. (0,0,1,2,3) = x delayed by 2.</w:t>
+      </w:r>
+    </w:p>
+    <w:p>
+      <w:pPr>
+        <w:pStyle w:val="ListParagraph"/>
+        <w:numPr>
+          <w:ilvl w:val="0"/>
+          <w:numId w:val="2"/>
+        </w:numPr>
+        <w:spacing w:after="80"/>
+      </w:pPr>
+      <w:r>
+        <w:rPr>
+          <w:rFonts w:ascii="Calibri" w:cs="Calibri" w:eastAsia="Calibri" w:hAnsi="Calibri"/>
+          <w:sz w:val="22"/>
+          <w:szCs w:val="22"/>
+        </w:rPr>
+        <w:t xml:space="preserve">Sum rule: Σ_n y[n] = Σ_n Σ_k h[k]x[n−k] = (Σ_k h[k])(Σ_m x[m]) (swap sums, let m = n−k). Example (slide 7): 0·5 = 0; example (slide 13): 3·4 = 12.</w:t>
       </w:r>
     </w:p>
     <w:p>
@@ -1228,35 +1586,61 @@
           <w:sz w:val="22"/>
           <w:szCs w:val="22"/>
         </w:rPr>
-        <w:t xml:space="preserve">b = (1,1,1)ᵀ, x = (2,0,−1,3)ᵀ. Students predict the length (6), compute every sample, check with the sum rule.</w:t>
-      </w:r>
-    </w:p>
-    <w:p>
-      <w:pPr>
-        <w:pBdr>
-          <w:left w:val="single" w:color="7A1A1A" w:sz="18" w:space="8"/>
-        </w:pBdr>
-        <w:spacing w:after="140" w:before="100"/>
-        <w:ind w:left="360"/>
-      </w:pPr>
-      <w:r>
-        <w:rPr>
-          <w:rFonts w:ascii="Calibri" w:cs="Calibri" w:eastAsia="Calibri" w:hAnsi="Calibri"/>
-          <w:b/>
-          <w:bCs/>
-          <w:color w:val="7A1A1A"/>
-          <w:sz w:val="22"/>
-          <w:szCs w:val="22"/>
-        </w:rPr>
-        <w:t xml:space="preserve">Timing: </w:t>
-      </w:r>
-      <w:r>
-        <w:rPr>
-          <w:rFonts w:ascii="Calibri" w:cs="Calibri" w:eastAsia="Calibri" w:hAnsi="Calibri"/>
-          <w:sz w:val="22"/>
-          <w:szCs w:val="22"/>
-        </w:rPr>
-        <w:t xml:space="preserve">≈ 4 min</w:t>
+        <w:t xml:space="preserve">Data: b = (1,1,1) (K = 3), x = (2,0,−1,3) (L = 4). Give students 5 minutes, then show slide 13.</w:t>
+      </w:r>
+    </w:p>
+    <w:p>
+      <w:pPr>
+        <w:pStyle w:val="ListParagraph"/>
+        <w:numPr>
+          <w:ilvl w:val="0"/>
+          <w:numId w:val="2"/>
+        </w:numPr>
+        <w:spacing w:after="80"/>
+      </w:pPr>
+      <w:r>
+        <w:rPr>
+          <w:rFonts w:ascii="Calibri" w:cs="Calibri" w:eastAsia="Calibri" w:hAnsi="Calibri"/>
+          <w:sz w:val="22"/>
+          <w:szCs w:val="22"/>
+        </w:rPr>
+        <w:t xml:space="preserve">What to ask first: length = K + L − 1 = 3 + 4 − 1 = 6, so n = 0..5.</w:t>
+      </w:r>
+    </w:p>
+    <w:p>
+      <w:pPr>
+        <w:pStyle w:val="ListParagraph"/>
+        <w:numPr>
+          <w:ilvl w:val="0"/>
+          <w:numId w:val="2"/>
+        </w:numPr>
+        <w:spacing w:after="80"/>
+      </w:pPr>
+      <w:r>
+        <w:rPr>
+          <w:rFonts w:ascii="Calibri" w:cs="Calibri" w:eastAsia="Calibri" w:hAnsi="Calibri"/>
+          <w:sz w:val="22"/>
+          <w:szCs w:val="22"/>
+        </w:rPr>
+        <w:t xml:space="preserve">Formula to write: y[n] = Σ_k b[k]x[n−k] with 0 ≤ k ≤ 2 and 0 ≤ n−k ≤ 3. Because b = (1,1,1), y[n] is just the sum of the (up to) three inputs x[n], x[n−1], x[n−2] that exist.</w:t>
+      </w:r>
+    </w:p>
+    <w:p>
+      <w:pPr>
+        <w:pStyle w:val="ListParagraph"/>
+        <w:numPr>
+          <w:ilvl w:val="0"/>
+          <w:numId w:val="2"/>
+        </w:numPr>
+        <w:spacing w:after="80"/>
+      </w:pPr>
+      <w:r>
+        <w:rPr>
+          <w:rFonts w:ascii="Calibri" w:cs="Calibri" w:eastAsia="Calibri" w:hAnsi="Calibri"/>
+          <w:sz w:val="22"/>
+          <w:szCs w:val="22"/>
+        </w:rPr>
+        <w:t xml:space="preserve">Sum rule to prepare: Σb = 3, Σx = 2 + 0 − 1 + 3 = 4, so Σy must be 12.</w:t>
       </w:r>
     </w:p>
     <w:p>
@@ -1304,53 +1688,151 @@
           <w:sz w:val="22"/>
           <w:szCs w:val="22"/>
         </w:rPr>
-        <w:t xml:space="preserve">y[0] = 2; y[1] = 0 + 2 = 2; y[2] = −1 + 0 + 2 = 1; y[3] = 3 − 1 + 0 = 2; y[4] = 3 − 1 = 2; y[5] = 3.</w:t>
-      </w:r>
-    </w:p>
-    <w:p>
-      <w:pPr>
-        <w:pStyle w:val="ListParagraph"/>
-        <w:numPr>
-          <w:ilvl w:val="0"/>
-          <w:numId w:val="2"/>
-        </w:numPr>
-        <w:spacing w:after="80"/>
-      </w:pPr>
-      <w:r>
-        <w:rPr>
-          <w:rFonts w:ascii="Calibri" w:cs="Calibri" w:eastAsia="Calibri" w:hAnsi="Calibri"/>
-          <w:sz w:val="22"/>
-          <w:szCs w:val="22"/>
-        </w:rPr>
-        <w:t xml:space="preserve">Sum rule: (Σb)(Σx) = 3·4 = 12 and 2+2+1+2+2+3 = 12. Interior samples are running sums of three inputs.</w:t>
-      </w:r>
-    </w:p>
-    <w:p>
-      <w:pPr>
-        <w:pBdr>
-          <w:left w:val="single" w:color="7A1A1A" w:sz="18" w:space="8"/>
-        </w:pBdr>
-        <w:spacing w:after="140" w:before="100"/>
-        <w:ind w:left="360"/>
-      </w:pPr>
-      <w:r>
-        <w:rPr>
-          <w:rFonts w:ascii="Calibri" w:cs="Calibri" w:eastAsia="Calibri" w:hAnsi="Calibri"/>
-          <w:b/>
-          <w:bCs/>
-          <w:color w:val="7A1A1A"/>
-          <w:sz w:val="22"/>
-          <w:szCs w:val="22"/>
-        </w:rPr>
-        <w:t xml:space="preserve">Timing: </w:t>
-      </w:r>
-      <w:r>
-        <w:rPr>
-          <w:rFonts w:ascii="Calibri" w:cs="Calibri" w:eastAsia="Calibri" w:hAnsi="Calibri"/>
-          <w:sz w:val="22"/>
-          <w:szCs w:val="22"/>
-        </w:rPr>
-        <w:t xml:space="preserve">≈ 2 min</w:t>
+        <w:t xml:space="preserve">Data: b = (1,1,1), x = (2,0,−1,3); length 3 + 4 − 1 = 6, n = 0..5. Since every b[k] = 1, y[n] = x[n] + x[n−1] + x[n−2] with x = 0 outside 0..3.</w:t>
+      </w:r>
+    </w:p>
+    <w:p>
+      <w:pPr>
+        <w:pStyle w:val="ListParagraph"/>
+        <w:numPr>
+          <w:ilvl w:val="0"/>
+          <w:numId w:val="2"/>
+        </w:numPr>
+        <w:spacing w:after="80"/>
+      </w:pPr>
+      <w:r>
+        <w:rPr>
+          <w:rFonts w:ascii="Calibri" w:cs="Calibri" w:eastAsia="Calibri" w:hAnsi="Calibri"/>
+          <w:sz w:val="22"/>
+          <w:szCs w:val="22"/>
+        </w:rPr>
+        <w:t xml:space="preserve">n = 0: only x[0]. y[0] = 1·2 = 2.</w:t>
+      </w:r>
+    </w:p>
+    <w:p>
+      <w:pPr>
+        <w:pStyle w:val="ListParagraph"/>
+        <w:numPr>
+          <w:ilvl w:val="0"/>
+          <w:numId w:val="2"/>
+        </w:numPr>
+        <w:spacing w:after="80"/>
+      </w:pPr>
+      <w:r>
+        <w:rPr>
+          <w:rFonts w:ascii="Calibri" w:cs="Calibri" w:eastAsia="Calibri" w:hAnsi="Calibri"/>
+          <w:sz w:val="22"/>
+          <w:szCs w:val="22"/>
+        </w:rPr>
+        <w:t xml:space="preserve">n = 1: x[1] + x[0]. y[1] = 1·0 + 1·2 = 2.</w:t>
+      </w:r>
+    </w:p>
+    <w:p>
+      <w:pPr>
+        <w:pStyle w:val="ListParagraph"/>
+        <w:numPr>
+          <w:ilvl w:val="0"/>
+          <w:numId w:val="2"/>
+        </w:numPr>
+        <w:spacing w:after="80"/>
+      </w:pPr>
+      <w:r>
+        <w:rPr>
+          <w:rFonts w:ascii="Calibri" w:cs="Calibri" w:eastAsia="Calibri" w:hAnsi="Calibri"/>
+          <w:sz w:val="22"/>
+          <w:szCs w:val="22"/>
+        </w:rPr>
+        <w:t xml:space="preserve">n = 2: x[2] + x[1] + x[0]. y[2] = 1·(−1) + 1·0 + 1·2 = 1.</w:t>
+      </w:r>
+    </w:p>
+    <w:p>
+      <w:pPr>
+        <w:pStyle w:val="ListParagraph"/>
+        <w:numPr>
+          <w:ilvl w:val="0"/>
+          <w:numId w:val="2"/>
+        </w:numPr>
+        <w:spacing w:after="80"/>
+      </w:pPr>
+      <w:r>
+        <w:rPr>
+          <w:rFonts w:ascii="Calibri" w:cs="Calibri" w:eastAsia="Calibri" w:hAnsi="Calibri"/>
+          <w:sz w:val="22"/>
+          <w:szCs w:val="22"/>
+        </w:rPr>
+        <w:t xml:space="preserve">n = 3: x[3] + x[2] + x[1]. y[3] = 1·3 + 1·(−1) + 1·0 = 2.</w:t>
+      </w:r>
+    </w:p>
+    <w:p>
+      <w:pPr>
+        <w:pStyle w:val="ListParagraph"/>
+        <w:numPr>
+          <w:ilvl w:val="0"/>
+          <w:numId w:val="2"/>
+        </w:numPr>
+        <w:spacing w:after="80"/>
+      </w:pPr>
+      <w:r>
+        <w:rPr>
+          <w:rFonts w:ascii="Calibri" w:cs="Calibri" w:eastAsia="Calibri" w:hAnsi="Calibri"/>
+          <w:sz w:val="22"/>
+          <w:szCs w:val="22"/>
+        </w:rPr>
+        <w:t xml:space="preserve">n = 4: x[4] is 0, so x[3] + x[2]. y[4] = 1·3 + 1·(−1) = 2.</w:t>
+      </w:r>
+    </w:p>
+    <w:p>
+      <w:pPr>
+        <w:pStyle w:val="ListParagraph"/>
+        <w:numPr>
+          <w:ilvl w:val="0"/>
+          <w:numId w:val="2"/>
+        </w:numPr>
+        <w:spacing w:after="80"/>
+      </w:pPr>
+      <w:r>
+        <w:rPr>
+          <w:rFonts w:ascii="Calibri" w:cs="Calibri" w:eastAsia="Calibri" w:hAnsi="Calibri"/>
+          <w:sz w:val="22"/>
+          <w:szCs w:val="22"/>
+        </w:rPr>
+        <w:t xml:space="preserve">n = 5: only x[3]. y[5] = 1·3 = 3.</w:t>
+      </w:r>
+    </w:p>
+    <w:p>
+      <w:pPr>
+        <w:pStyle w:val="ListParagraph"/>
+        <w:numPr>
+          <w:ilvl w:val="0"/>
+          <w:numId w:val="2"/>
+        </w:numPr>
+        <w:spacing w:after="80"/>
+      </w:pPr>
+      <w:r>
+        <w:rPr>
+          <w:rFonts w:ascii="Calibri" w:cs="Calibri" w:eastAsia="Calibri" w:hAnsi="Calibri"/>
+          <w:sz w:val="22"/>
+          <w:szCs w:val="22"/>
+        </w:rPr>
+        <w:t xml:space="preserve">Result: y = (2, 2, 1, 2, 2, 3).</w:t>
+      </w:r>
+    </w:p>
+    <w:p>
+      <w:pPr>
+        <w:pStyle w:val="ListParagraph"/>
+        <w:numPr>
+          <w:ilvl w:val="0"/>
+          <w:numId w:val="2"/>
+        </w:numPr>
+        <w:spacing w:after="80"/>
+      </w:pPr>
+      <w:r>
+        <w:rPr>
+          <w:rFonts w:ascii="Calibri" w:cs="Calibri" w:eastAsia="Calibri" w:hAnsi="Calibri"/>
+          <w:sz w:val="22"/>
+          <w:szCs w:val="22"/>
+        </w:rPr>
+        <w:t xml:space="preserve">Check: Σy = 2 + 2 + 1 + 2 + 2 + 3 = 12 = (Σb)(Σx) = 3·4 ✓. Second check: the interior samples are 3-point running sums, e.g. y[3] = 3 − 1 + 0 = 2.</w:t>
       </w:r>
     </w:p>
     <w:p>
@@ -1398,63 +1880,115 @@
           <w:sz w:val="22"/>
           <w:szCs w:val="22"/>
         </w:rPr>
-        <w:t xml:space="preserve">b * s = [b; 0_{L−1}] ⊛ [s; 0_{K−1}]: pad both to length K+L−1 or more. Code: B = fft(b, K+L−1); S = fft(s, K+L−1); y = ifft(B .* S).</w:t>
-      </w:r>
-    </w:p>
-    <w:p>
-      <w:pPr>
-        <w:pBdr>
-          <w:left w:val="single" w:color="7A1A1A" w:sz="18" w:space="8"/>
-        </w:pBdr>
-        <w:spacing w:after="140" w:before="100"/>
-        <w:ind w:left="360"/>
-      </w:pPr>
-      <w:r>
-        <w:rPr>
-          <w:rFonts w:ascii="Calibri" w:cs="Calibri" w:eastAsia="Calibri" w:hAnsi="Calibri"/>
-          <w:b/>
-          <w:bCs/>
-          <w:color w:val="7A1A1A"/>
-          <w:sz w:val="22"/>
-          <w:szCs w:val="22"/>
-        </w:rPr>
-        <w:t xml:space="preserve">Common error: </w:t>
-      </w:r>
-      <w:r>
-        <w:rPr>
-          <w:rFonts w:ascii="Calibri" w:cs="Calibri" w:eastAsia="Calibri" w:hAnsi="Calibri"/>
-          <w:sz w:val="22"/>
-          <w:szCs w:val="22"/>
-        </w:rPr>
-        <w:t xml:space="preserve">Padding only to max(K,L): the tail wraps (next slide).</w:t>
-      </w:r>
-    </w:p>
-    <w:p>
-      <w:pPr>
-        <w:pBdr>
-          <w:left w:val="single" w:color="7A1A1A" w:sz="18" w:space="8"/>
-        </w:pBdr>
-        <w:spacing w:after="140" w:before="100"/>
-        <w:ind w:left="360"/>
-      </w:pPr>
-      <w:r>
-        <w:rPr>
-          <w:rFonts w:ascii="Calibri" w:cs="Calibri" w:eastAsia="Calibri" w:hAnsi="Calibri"/>
-          <w:b/>
-          <w:bCs/>
-          <w:color w:val="7A1A1A"/>
-          <w:sz w:val="22"/>
-          <w:szCs w:val="22"/>
-        </w:rPr>
-        <w:t xml:space="preserve">Timing: </w:t>
-      </w:r>
-      <w:r>
-        <w:rPr>
-          <w:rFonts w:ascii="Calibri" w:cs="Calibri" w:eastAsia="Calibri" w:hAnsi="Calibri"/>
-          <w:sz w:val="22"/>
-          <w:szCs w:val="22"/>
-        </w:rPr>
-        <w:t xml:space="preserve">≈ 2 min</w:t>
+        <w:t xml:space="preserve">Goal: compute linear convolution with the DFT. Needs two definitions first (they are also on the slide now).</w:t>
+      </w:r>
+    </w:p>
+    <w:p>
+      <w:pPr>
+        <w:pStyle w:val="ListParagraph"/>
+        <w:numPr>
+          <w:ilvl w:val="0"/>
+          <w:numId w:val="2"/>
+        </w:numPr>
+        <w:spacing w:after="80"/>
+      </w:pPr>
+      <w:r>
+        <w:rPr>
+          <w:rFonts w:ascii="Calibri" w:cs="Calibri" w:eastAsia="Calibri" w:hAnsi="Calibri"/>
+          <w:sz w:val="22"/>
+          <w:szCs w:val="22"/>
+        </w:rPr>
+        <w:t xml:space="preserve">Notation 1 — [b; 0_{L−1}] means b with L−1 zeros appended below it. Example b = (1,2), L = 3: [b; 0₂] = (1, 2, 0, 0).</w:t>
+      </w:r>
+    </w:p>
+    <w:p>
+      <w:pPr>
+        <w:pStyle w:val="ListParagraph"/>
+        <w:numPr>
+          <w:ilvl w:val="0"/>
+          <w:numId w:val="2"/>
+        </w:numPr>
+        <w:spacing w:after="80"/>
+      </w:pPr>
+      <w:r>
+        <w:rPr>
+          <w:rFonts w:ascii="Calibri" w:cs="Calibri" w:eastAsia="Calibri" w:hAnsi="Calibri"/>
+          <w:sz w:val="22"/>
+          <w:szCs w:val="22"/>
+        </w:rPr>
+        <w:t xml:space="preserve">Notation 2 — ⊛ is circular convolution of two length-N vectors: (u ⊛ v)[n] = Σ_{k=0}^{N−1} u[k] v[(n−k) mod N], where a mod N is the remainder after dividing by N (so −1 mod 4 = 3 and 5 mod 4 = 1). Indices wrap around instead of running off the end.</w:t>
+      </w:r>
+    </w:p>
+    <w:p>
+      <w:pPr>
+        <w:pStyle w:val="ListParagraph"/>
+        <w:numPr>
+          <w:ilvl w:val="0"/>
+          <w:numId w:val="2"/>
+        </w:numPr>
+        <w:spacing w:after="80"/>
+      </w:pPr>
+      <w:r>
+        <w:rPr>
+          <w:rFonts w:ascii="Calibri" w:cs="Calibri" w:eastAsia="Calibri" w:hAnsi="Calibri"/>
+          <w:sz w:val="22"/>
+          <w:szCs w:val="22"/>
+        </w:rPr>
+        <w:t xml:space="preserve">Step 1 — pad both vectors with zeros to a common length N ≥ K + L − 1.</w:t>
+      </w:r>
+    </w:p>
+    <w:p>
+      <w:pPr>
+        <w:pStyle w:val="ListParagraph"/>
+        <w:numPr>
+          <w:ilvl w:val="0"/>
+          <w:numId w:val="2"/>
+        </w:numPr>
+        <w:spacing w:after="80"/>
+      </w:pPr>
+      <w:r>
+        <w:rPr>
+          <w:rFonts w:ascii="Calibri" w:cs="Calibri" w:eastAsia="Calibri" w:hAnsi="Calibri"/>
+          <w:sz w:val="22"/>
+          <w:szCs w:val="22"/>
+        </w:rPr>
+        <w:t xml:space="preserve">Step 2 — then no wrap-around can happen (next slide shows what goes wrong if N is smaller), so circular = linear.</w:t>
+      </w:r>
+    </w:p>
+    <w:p>
+      <w:pPr>
+        <w:pStyle w:val="ListParagraph"/>
+        <w:numPr>
+          <w:ilvl w:val="0"/>
+          <w:numId w:val="2"/>
+        </w:numPr>
+        <w:spacing w:after="80"/>
+      </w:pPr>
+      <w:r>
+        <w:rPr>
+          <w:rFonts w:ascii="Calibri" w:cs="Calibri" w:eastAsia="Calibri" w:hAnsi="Calibri"/>
+          <w:sz w:val="22"/>
+          <w:szCs w:val="22"/>
+        </w:rPr>
+        <w:t xml:space="preserve">Step 3 — the DFT turns ⊛ into pointwise multiplication: B = fft(b, N), S = fft(s, N) (fft with a second argument pads with zeros), Y[k] = B[k]·S[k], y = ifft(Y).</w:t>
+      </w:r>
+    </w:p>
+    <w:p>
+      <w:pPr>
+        <w:pStyle w:val="ListParagraph"/>
+        <w:numPr>
+          <w:ilvl w:val="0"/>
+          <w:numId w:val="2"/>
+        </w:numPr>
+        <w:spacing w:after="80"/>
+      </w:pPr>
+      <w:r>
+        <w:rPr>
+          <w:rFonts w:ascii="Calibri" w:cs="Calibri" w:eastAsia="Calibri" w:hAnsi="Calibri"/>
+          <w:sz w:val="22"/>
+          <w:szCs w:val="22"/>
+        </w:rPr>
+        <w:t xml:space="preserve">Worked numbers are on slide 16 (b = (1,2), x = (3,−1,2), N = 4, y = (3,5,0,4)).</w:t>
       </w:r>
     </w:p>
     <w:p>
@@ -1502,53 +2036,151 @@
           <w:sz w:val="22"/>
           <w:szCs w:val="22"/>
         </w:rPr>
-        <w:t xml:space="preserve">Linear result c = (2,3,5,−5,0,−7,2), DFT length 4: c[n] + c[n+4]: n=0: 2+0 = 2; n=1: 3−7 = −4; n=2: 5+2 = 7; n=3: −5. Circular result (2,−4,7,−5) — verified with ifft of the length-4 DFTs.</w:t>
-      </w:r>
-    </w:p>
-    <w:p>
-      <w:pPr>
-        <w:pStyle w:val="ListParagraph"/>
-        <w:numPr>
-          <w:ilvl w:val="0"/>
-          <w:numId w:val="2"/>
-        </w:numPr>
-        <w:spacing w:after="80"/>
-      </w:pPr>
-      <w:r>
-        <w:rPr>
-          <w:rFonts w:ascii="Calibri" w:cs="Calibri" w:eastAsia="Calibri" w:hAnsi="Calibri"/>
-          <w:sz w:val="22"/>
-          <w:szCs w:val="22"/>
-        </w:rPr>
-        <w:t xml:space="preserve">Figure: top linear (tail shaded), bottom circular. With N ≥ 7 nothing wraps.</w:t>
-      </w:r>
-    </w:p>
-    <w:p>
-      <w:pPr>
-        <w:pBdr>
-          <w:left w:val="single" w:color="7A1A1A" w:sz="18" w:space="8"/>
-        </w:pBdr>
-        <w:spacing w:after="140" w:before="100"/>
-        <w:ind w:left="360"/>
-      </w:pPr>
-      <w:r>
-        <w:rPr>
-          <w:rFonts w:ascii="Calibri" w:cs="Calibri" w:eastAsia="Calibri" w:hAnsi="Calibri"/>
-          <w:b/>
-          <w:bCs/>
-          <w:color w:val="7A1A1A"/>
-          <w:sz w:val="22"/>
-          <w:szCs w:val="22"/>
-        </w:rPr>
-        <w:t xml:space="preserve">Timing: </w:t>
-      </w:r>
-      <w:r>
-        <w:rPr>
-          <w:rFonts w:ascii="Calibri" w:cs="Calibri" w:eastAsia="Calibri" w:hAnsi="Calibri"/>
-          <w:sz w:val="22"/>
-          <w:szCs w:val="22"/>
-        </w:rPr>
-        <w:t xml:space="preserve">≈ 2 min</w:t>
+        <w:t xml:space="preserve">Data: b = (2,−1,1,−2), x = (1,2,3,−1); linear result c = (2, 3, 5, −5, 0, −7, 2) (7 samples). Use DFT length N = 4 &lt; 7.</w:t>
+      </w:r>
+    </w:p>
+    <w:p>
+      <w:pPr>
+        <w:pStyle w:val="ListParagraph"/>
+        <w:numPr>
+          <w:ilvl w:val="0"/>
+          <w:numId w:val="2"/>
+        </w:numPr>
+        <w:spacing w:after="80"/>
+      </w:pPr>
+      <w:r>
+        <w:rPr>
+          <w:rFonts w:ascii="Calibri" w:cs="Calibri" w:eastAsia="Calibri" w:hAnsi="Calibri"/>
+          <w:sz w:val="22"/>
+          <w:szCs w:val="22"/>
+        </w:rPr>
+        <w:t xml:space="preserve">Definition used: in a length-N circular convolution the index is taken mod N. Here n mod 4: 4 → 0, 5 → 1, 6 → 2, and 0, 1, 2, 3 stay where they are. So the circular output is y[n] = c[n] + c[n+4] for n = 0..3 (the tail folds onto the front).</w:t>
+      </w:r>
+    </w:p>
+    <w:p>
+      <w:pPr>
+        <w:pStyle w:val="ListParagraph"/>
+        <w:numPr>
+          <w:ilvl w:val="0"/>
+          <w:numId w:val="2"/>
+        </w:numPr>
+        <w:spacing w:after="80"/>
+      </w:pPr>
+      <w:r>
+        <w:rPr>
+          <w:rFonts w:ascii="Calibri" w:cs="Calibri" w:eastAsia="Calibri" w:hAnsi="Calibri"/>
+          <w:sz w:val="22"/>
+          <w:szCs w:val="22"/>
+        </w:rPr>
+        <w:t xml:space="preserve">Step 1 — n = 0: c[0] + c[4] = 2 + 0 = 2.</w:t>
+      </w:r>
+    </w:p>
+    <w:p>
+      <w:pPr>
+        <w:pStyle w:val="ListParagraph"/>
+        <w:numPr>
+          <w:ilvl w:val="0"/>
+          <w:numId w:val="2"/>
+        </w:numPr>
+        <w:spacing w:after="80"/>
+      </w:pPr>
+      <w:r>
+        <w:rPr>
+          <w:rFonts w:ascii="Calibri" w:cs="Calibri" w:eastAsia="Calibri" w:hAnsi="Calibri"/>
+          <w:sz w:val="22"/>
+          <w:szCs w:val="22"/>
+        </w:rPr>
+        <w:t xml:space="preserve">Step 2 — n = 1: c[1] + c[5] = 3 + (−7) = −4.</w:t>
+      </w:r>
+    </w:p>
+    <w:p>
+      <w:pPr>
+        <w:pStyle w:val="ListParagraph"/>
+        <w:numPr>
+          <w:ilvl w:val="0"/>
+          <w:numId w:val="2"/>
+        </w:numPr>
+        <w:spacing w:after="80"/>
+      </w:pPr>
+      <w:r>
+        <w:rPr>
+          <w:rFonts w:ascii="Calibri" w:cs="Calibri" w:eastAsia="Calibri" w:hAnsi="Calibri"/>
+          <w:sz w:val="22"/>
+          <w:szCs w:val="22"/>
+        </w:rPr>
+        <w:t xml:space="preserve">Step 3 — n = 2: c[2] + c[6] = 5 + 2 = 7.</w:t>
+      </w:r>
+    </w:p>
+    <w:p>
+      <w:pPr>
+        <w:pStyle w:val="ListParagraph"/>
+        <w:numPr>
+          <w:ilvl w:val="0"/>
+          <w:numId w:val="2"/>
+        </w:numPr>
+        <w:spacing w:after="80"/>
+      </w:pPr>
+      <w:r>
+        <w:rPr>
+          <w:rFonts w:ascii="Calibri" w:cs="Calibri" w:eastAsia="Calibri" w:hAnsi="Calibri"/>
+          <w:sz w:val="22"/>
+          <w:szCs w:val="22"/>
+        </w:rPr>
+        <w:t xml:space="preserve">Step 4 — n = 3: c[3] = −5 (nothing wraps onto it, c[7] does not exist).</w:t>
+      </w:r>
+    </w:p>
+    <w:p>
+      <w:pPr>
+        <w:pStyle w:val="ListParagraph"/>
+        <w:numPr>
+          <w:ilvl w:val="0"/>
+          <w:numId w:val="2"/>
+        </w:numPr>
+        <w:spacing w:after="80"/>
+      </w:pPr>
+      <w:r>
+        <w:rPr>
+          <w:rFonts w:ascii="Calibri" w:cs="Calibri" w:eastAsia="Calibri" w:hAnsi="Calibri"/>
+          <w:sz w:val="22"/>
+          <w:szCs w:val="22"/>
+        </w:rPr>
+        <w:t xml:space="preserve">Result: (2, −4, 7, −5). We cannot recover c from it: for example −4 could be 3 + (−7) or any other pair with sum −4.</w:t>
+      </w:r>
+    </w:p>
+    <w:p>
+      <w:pPr>
+        <w:pStyle w:val="ListParagraph"/>
+        <w:numPr>
+          <w:ilvl w:val="0"/>
+          <w:numId w:val="2"/>
+        </w:numPr>
+        <w:spacing w:after="80"/>
+      </w:pPr>
+      <w:r>
+        <w:rPr>
+          <w:rFonts w:ascii="Calibri" w:cs="Calibri" w:eastAsia="Calibri" w:hAnsi="Calibri"/>
+          <w:sz w:val="22"/>
+          <w:szCs w:val="22"/>
+        </w:rPr>
+        <w:t xml:space="preserve">Check straight from the circular definition, n = 1: Σ_k b[k]x[(1−k) mod 4] = b₀x₁ + b₁x₀ + b₂x₃ + b₃x₂ = 2·2 + (−1)·1 + 1·(−1) + (−2)·3 = 4 − 1 − 1 − 6 = −4 ✓. For n = 0: b₀x₀ + b₁x₃ + b₂x₂ + b₃x₁ = 2 + 1 + 3 − 4 = 2 ✓.</w:t>
+      </w:r>
+    </w:p>
+    <w:p>
+      <w:pPr>
+        <w:pStyle w:val="ListParagraph"/>
+        <w:numPr>
+          <w:ilvl w:val="0"/>
+          <w:numId w:val="2"/>
+        </w:numPr>
+        <w:spacing w:after="80"/>
+      </w:pPr>
+      <w:r>
+        <w:rPr>
+          <w:rFonts w:ascii="Calibri" w:cs="Calibri" w:eastAsia="Calibri" w:hAnsi="Calibri"/>
+          <w:sz w:val="22"/>
+          <w:szCs w:val="22"/>
+        </w:rPr>
+        <w:t xml:space="preserve">What to point at: the shaded yellow tail (n = 4, 5, 6 with values 0, −7, 2) in the top plot lands on n = 0, 1, 2 in the bottom plot. With N ≥ 7 there is nothing to fold.</w:t>
       </w:r>
     </w:p>
     <w:p>
@@ -1596,89 +2228,187 @@
           <w:sz w:val="22"/>
           <w:szCs w:val="22"/>
         </w:rPr>
-        <w:t xml:space="preserve">b = (1,2), x = (3,−1,2); N = K+L−1 = 4, e^{−j2πkn/4} = (−j)^{kn}. B = (3, 1−2j, −1, 1+2j); X = (4, 1+j, 6, 1−j).</w:t>
-      </w:r>
-    </w:p>
-    <w:p>
-      <w:pPr>
-        <w:pStyle w:val="ListParagraph"/>
-        <w:numPr>
-          <w:ilvl w:val="0"/>
-          <w:numId w:val="2"/>
-        </w:numPr>
-        <w:spacing w:after="80"/>
-      </w:pPr>
-      <w:r>
-        <w:rPr>
-          <w:rFonts w:ascii="Calibri" w:cs="Calibri" w:eastAsia="Calibri" w:hAnsi="Calibri"/>
-          <w:sz w:val="22"/>
-          <w:szCs w:val="22"/>
-        </w:rPr>
-        <w:t xml:space="preserve">Y = (12, (1−2j)(1+j) = 3−j, −6, (1+2j)(1−j) = 3+j).</w:t>
-      </w:r>
-    </w:p>
-    <w:p>
-      <w:pPr>
-        <w:pStyle w:val="ListParagraph"/>
-        <w:numPr>
-          <w:ilvl w:val="0"/>
-          <w:numId w:val="2"/>
-        </w:numPr>
-        <w:spacing w:after="80"/>
-      </w:pPr>
-      <w:r>
-        <w:rPr>
-          <w:rFonts w:ascii="Calibri" w:cs="Calibri" w:eastAsia="Calibri" w:hAnsi="Calibri"/>
-          <w:sz w:val="22"/>
-          <w:szCs w:val="22"/>
-        </w:rPr>
-        <w:t xml:space="preserve">y[n] = ¼ΣY[k]jᵏⁿ: y[0] = 12/4 = 3; y[1] = ¼(12 + (3j+1) + 6 + (−3j+1)) = 5; y[2] = ¼(12 − 3 + j − 6 − 3 − j) = 0; y[3] = ¼(12 + (−3j−1) + 6 + (3j−1)) = 4.</w:t>
-      </w:r>
-    </w:p>
-    <w:p>
-      <w:pPr>
-        <w:pStyle w:val="ListParagraph"/>
-        <w:numPr>
-          <w:ilvl w:val="0"/>
-          <w:numId w:val="2"/>
-        </w:numPr>
-        <w:spacing w:after="80"/>
-      </w:pPr>
-      <w:r>
-        <w:rPr>
-          <w:rFonts w:ascii="Calibri" w:cs="Calibri" w:eastAsia="Calibri" w:hAnsi="Calibri"/>
-          <w:sz w:val="22"/>
-          <w:szCs w:val="22"/>
-        </w:rPr>
-        <w:t xml:space="preserve">Direct check: (3, −1+6, 2−2, 4) = (3,5,0,4) ✓.</w:t>
-      </w:r>
-    </w:p>
-    <w:p>
-      <w:pPr>
-        <w:pBdr>
-          <w:left w:val="single" w:color="7A1A1A" w:sz="18" w:space="8"/>
-        </w:pBdr>
-        <w:spacing w:after="140" w:before="100"/>
-        <w:ind w:left="360"/>
-      </w:pPr>
-      <w:r>
-        <w:rPr>
-          <w:rFonts w:ascii="Calibri" w:cs="Calibri" w:eastAsia="Calibri" w:hAnsi="Calibri"/>
-          <w:b/>
-          <w:bCs/>
-          <w:color w:val="7A1A1A"/>
-          <w:sz w:val="22"/>
-          <w:szCs w:val="22"/>
-        </w:rPr>
-        <w:t xml:space="preserve">Timing: </w:t>
-      </w:r>
-      <w:r>
-        <w:rPr>
-          <w:rFonts w:ascii="Calibri" w:cs="Calibri" w:eastAsia="Calibri" w:hAnsi="Calibri"/>
-          <w:sz w:val="22"/>
-          <w:szCs w:val="22"/>
-        </w:rPr>
-        <w:t xml:space="preserve">≈ 4 min</w:t>
+        <w:t xml:space="preserve">Data: b = (1,2) (K = 2), x = (3,−1,2) (L = 3). N ≥ K + L − 1 = 4, take N = 4. Pad: b = (1,2,0,0), x = (3,−1,2,0).</w:t>
+      </w:r>
+    </w:p>
+    <w:p>
+      <w:pPr>
+        <w:pStyle w:val="ListParagraph"/>
+        <w:numPr>
+          <w:ilvl w:val="0"/>
+          <w:numId w:val="2"/>
+        </w:numPr>
+        <w:spacing w:after="80"/>
+      </w:pPr>
+      <w:r>
+        <w:rPr>
+          <w:rFonts w:ascii="Calibri" w:cs="Calibri" w:eastAsia="Calibri" w:hAnsi="Calibri"/>
+          <w:sz w:val="22"/>
+          <w:szCs w:val="22"/>
+        </w:rPr>
+        <w:t xml:space="preserve">Formulas: X[k] = Σ_n x[n] e^{−j2πkn/4}; e^{−j2π/4} = e^{−jπ/2} = −j, so e^{−j2πkn/4} = (−j)^{kn}. Powers of −j: (−j)⁰ = 1, (−j)¹ = −j, (−j)² = −1, (−j)³ = j. Inverse: y[n] = ¼ Σ_k Y[k] e^{+j2πkn/4} = ¼ Σ_k Y[k] jᵏⁿ.</w:t>
+      </w:r>
+    </w:p>
+    <w:p>
+      <w:pPr>
+        <w:pStyle w:val="ListParagraph"/>
+        <w:numPr>
+          <w:ilvl w:val="0"/>
+          <w:numId w:val="2"/>
+        </w:numPr>
+        <w:spacing w:after="80"/>
+      </w:pPr>
+      <w:r>
+        <w:rPr>
+          <w:rFonts w:ascii="Calibri" w:cs="Calibri" w:eastAsia="Calibri" w:hAnsi="Calibri"/>
+          <w:sz w:val="22"/>
+          <w:szCs w:val="22"/>
+        </w:rPr>
+        <w:t xml:space="preserve">Step 1a — B[k] = 1 + 2(−j)^k. k=0: 1 + 2 = 3. k=1: 1 + 2(−j) = 1 − 2j. k=2: 1 + 2(−1) = −1. k=3: 1 + 2(j) = 1 + 2j. B = (3, 1−2j, −1, 1+2j).</w:t>
+      </w:r>
+    </w:p>
+    <w:p>
+      <w:pPr>
+        <w:pStyle w:val="ListParagraph"/>
+        <w:numPr>
+          <w:ilvl w:val="0"/>
+          <w:numId w:val="2"/>
+        </w:numPr>
+        <w:spacing w:after="80"/>
+      </w:pPr>
+      <w:r>
+        <w:rPr>
+          <w:rFonts w:ascii="Calibri" w:cs="Calibri" w:eastAsia="Calibri" w:hAnsi="Calibri"/>
+          <w:sz w:val="22"/>
+          <w:szCs w:val="22"/>
+        </w:rPr>
+        <w:t xml:space="preserve">Step 1b — X[k] = 3 + (−1)(−j)^k + 2(−j)^{2k}. k=0: 3 − 1 + 2 = 4. k=1: 3 + (−1)(−j) + 2(−1) = 3 + j − 2 = 1 + j. k=2: (−j)² = −1 and (−j)⁴ = 1, so 3 + (−1)(−1) + 2(1) = 6. k=3: 3 + (−1)(j) + 2(−1) = 1 − j. X = (4, 1+j, 6, 1−j).</w:t>
+      </w:r>
+    </w:p>
+    <w:p>
+      <w:pPr>
+        <w:pStyle w:val="ListParagraph"/>
+        <w:numPr>
+          <w:ilvl w:val="0"/>
+          <w:numId w:val="2"/>
+        </w:numPr>
+        <w:spacing w:after="80"/>
+      </w:pPr>
+      <w:r>
+        <w:rPr>
+          <w:rFonts w:ascii="Calibri" w:cs="Calibri" w:eastAsia="Calibri" w:hAnsi="Calibri"/>
+          <w:sz w:val="22"/>
+          <w:szCs w:val="22"/>
+        </w:rPr>
+        <w:t xml:space="preserve">Step 2 — multiply bin by bin. Y[0] = 3·4 = 12. Y[1] = (1−2j)(1+j) = 1 + j − 2j − 2j² = 1 − j + 2 = 3 − j. Y[2] = (−1)(6) = −6. Y[3] = (1+2j)(1−j) = 1 − j + 2j − 2j² = 1 + j + 2 = 3 + j.</w:t>
+      </w:r>
+    </w:p>
+    <w:p>
+      <w:pPr>
+        <w:pStyle w:val="ListParagraph"/>
+        <w:numPr>
+          <w:ilvl w:val="0"/>
+          <w:numId w:val="2"/>
+        </w:numPr>
+        <w:spacing w:after="80"/>
+      </w:pPr>
+      <w:r>
+        <w:rPr>
+          <w:rFonts w:ascii="Calibri" w:cs="Calibri" w:eastAsia="Calibri" w:hAnsi="Calibri"/>
+          <w:sz w:val="22"/>
+          <w:szCs w:val="22"/>
+        </w:rPr>
+        <w:t xml:space="preserve">Step 3 — inverse DFT, each n uses the factors jᵏⁿ for k = 0..3. n=0 (all factors 1): ¼(12 + 3 − j − 6 + 3 + j) = ¼·12 = 3.</w:t>
+      </w:r>
+    </w:p>
+    <w:p>
+      <w:pPr>
+        <w:pStyle w:val="ListParagraph"/>
+        <w:numPr>
+          <w:ilvl w:val="0"/>
+          <w:numId w:val="2"/>
+        </w:numPr>
+        <w:spacing w:after="80"/>
+      </w:pPr>
+      <w:r>
+        <w:rPr>
+          <w:rFonts w:ascii="Calibri" w:cs="Calibri" w:eastAsia="Calibri" w:hAnsi="Calibri"/>
+          <w:sz w:val="22"/>
+          <w:szCs w:val="22"/>
+        </w:rPr>
+        <w:t xml:space="preserve">n=1 (factors 1, j, −1, −j): 12 + (3−j)j + (−6)(−1) + (3+j)(−j) = 12 + (3j + 1) + 6 + (−3j + 1) = 20, so y[1] = 5.</w:t>
+      </w:r>
+    </w:p>
+    <w:p>
+      <w:pPr>
+        <w:pStyle w:val="ListParagraph"/>
+        <w:numPr>
+          <w:ilvl w:val="0"/>
+          <w:numId w:val="2"/>
+        </w:numPr>
+        <w:spacing w:after="80"/>
+      </w:pPr>
+      <w:r>
+        <w:rPr>
+          <w:rFonts w:ascii="Calibri" w:cs="Calibri" w:eastAsia="Calibri" w:hAnsi="Calibri"/>
+          <w:sz w:val="22"/>
+          <w:szCs w:val="22"/>
+        </w:rPr>
+        <w:t xml:space="preserve">n=2 (factors 1, −1, 1, −1): 12 − (3−j) + (−6) − (3+j) = 12 − 3 + j − 6 − 3 − j = 0, so y[2] = 0.</w:t>
+      </w:r>
+    </w:p>
+    <w:p>
+      <w:pPr>
+        <w:pStyle w:val="ListParagraph"/>
+        <w:numPr>
+          <w:ilvl w:val="0"/>
+          <w:numId w:val="2"/>
+        </w:numPr>
+        <w:spacing w:after="80"/>
+      </w:pPr>
+      <w:r>
+        <w:rPr>
+          <w:rFonts w:ascii="Calibri" w:cs="Calibri" w:eastAsia="Calibri" w:hAnsi="Calibri"/>
+          <w:sz w:val="22"/>
+          <w:szCs w:val="22"/>
+        </w:rPr>
+        <w:t xml:space="preserve">n=3 (factors 1, −j, −1, j): 12 + (3−j)(−j) + (−6)(−1) + (3+j)(j) = 12 + (−3j − 1) + 6 + (3j − 1) = 16, so y[3] = 4.</w:t>
+      </w:r>
+    </w:p>
+    <w:p>
+      <w:pPr>
+        <w:pStyle w:val="ListParagraph"/>
+        <w:numPr>
+          <w:ilvl w:val="0"/>
+          <w:numId w:val="2"/>
+        </w:numPr>
+        <w:spacing w:after="80"/>
+      </w:pPr>
+      <w:r>
+        <w:rPr>
+          <w:rFonts w:ascii="Calibri" w:cs="Calibri" w:eastAsia="Calibri" w:hAnsi="Calibri"/>
+          <w:sz w:val="22"/>
+          <w:szCs w:val="22"/>
+        </w:rPr>
+        <w:t xml:space="preserve">Result y = (3, 5, 0, 4), purely real as it must be.</w:t>
+      </w:r>
+    </w:p>
+    <w:p>
+      <w:pPr>
+        <w:pStyle w:val="ListParagraph"/>
+        <w:numPr>
+          <w:ilvl w:val="0"/>
+          <w:numId w:val="2"/>
+        </w:numPr>
+        <w:spacing w:after="80"/>
+      </w:pPr>
+      <w:r>
+        <w:rPr>
+          <w:rFonts w:ascii="Calibri" w:cs="Calibri" w:eastAsia="Calibri" w:hAnsi="Calibri"/>
+          <w:sz w:val="22"/>
+          <w:szCs w:val="22"/>
+        </w:rPr>
+        <w:t xml:space="preserve">Direct check: (1,2)*(3,−1,2): y[0] = 1·3 = 3; y[1] = 1·(−1) + 2·3 = 5; y[2] = 1·2 + 2·(−1) = 0; y[3] = 2·2 = 4 ✓. Sum rule: 3·4 = 12 = 3 + 5 + 0 + 4 ✓.</w:t>
       </w:r>
     </w:p>
     <w:p>
@@ -1726,63 +2456,115 @@
           <w:sz w:val="22"/>
           <w:szCs w:val="22"/>
         </w:rPr>
-        <w:t xml:space="preserve">b * [s⁽¹⁾; s⁽²⁾] = [b*s⁽¹⁾; 0_{L₂}] + [0_{L₁}; b*s⁽²⁾]. Real-time filters use fixed-length FFTs; overlapping tails must be added.</w:t>
-      </w:r>
-    </w:p>
-    <w:p>
-      <w:pPr>
-        <w:pBdr>
-          <w:left w:val="single" w:color="7A1A1A" w:sz="18" w:space="8"/>
-        </w:pBdr>
-        <w:spacing w:after="140" w:before="100"/>
-        <w:ind w:left="360"/>
-      </w:pPr>
-      <w:r>
-        <w:rPr>
-          <w:rFonts w:ascii="Calibri" w:cs="Calibri" w:eastAsia="Calibri" w:hAnsi="Calibri"/>
-          <w:b/>
-          <w:bCs/>
-          <w:color w:val="7A1A1A"/>
-          <w:sz w:val="22"/>
-          <w:szCs w:val="22"/>
-        </w:rPr>
-        <w:t xml:space="preserve">Common error: </w:t>
-      </w:r>
-      <w:r>
-        <w:rPr>
-          <w:rFonts w:ascii="Calibri" w:cs="Calibri" w:eastAsia="Calibri" w:hAnsi="Calibri"/>
-          <w:sz w:val="22"/>
-          <w:szCs w:val="22"/>
-        </w:rPr>
-        <w:t xml:space="preserve">Discarding the overlap instead of adding it.</w:t>
-      </w:r>
-    </w:p>
-    <w:p>
-      <w:pPr>
-        <w:pBdr>
-          <w:left w:val="single" w:color="7A1A1A" w:sz="18" w:space="8"/>
-        </w:pBdr>
-        <w:spacing w:after="140" w:before="100"/>
-        <w:ind w:left="360"/>
-      </w:pPr>
-      <w:r>
-        <w:rPr>
-          <w:rFonts w:ascii="Calibri" w:cs="Calibri" w:eastAsia="Calibri" w:hAnsi="Calibri"/>
-          <w:b/>
-          <w:bCs/>
-          <w:color w:val="7A1A1A"/>
-          <w:sz w:val="22"/>
-          <w:szCs w:val="22"/>
-        </w:rPr>
-        <w:t xml:space="preserve">Timing: </w:t>
-      </w:r>
-      <w:r>
-        <w:rPr>
-          <w:rFonts w:ascii="Calibri" w:cs="Calibri" w:eastAsia="Calibri" w:hAnsi="Calibri"/>
-          <w:sz w:val="22"/>
-          <w:szCs w:val="22"/>
-        </w:rPr>
-        <w:t xml:space="preserve">≈ 2 min</w:t>
+        <w:t xml:space="preserve">Goal: filter a very long input with fixed-size FFTs by cutting it into blocks.</w:t>
+      </w:r>
+    </w:p>
+    <w:p>
+      <w:pPr>
+        <w:pStyle w:val="ListParagraph"/>
+        <w:numPr>
+          <w:ilvl w:val="0"/>
+          <w:numId w:val="2"/>
+        </w:numPr>
+        <w:spacing w:after="80"/>
+      </w:pPr>
+      <w:r>
+        <w:rPr>
+          <w:rFonts w:ascii="Calibri" w:cs="Calibri" w:eastAsia="Calibri" w:hAnsi="Calibri"/>
+          <w:sz w:val="22"/>
+          <w:szCs w:val="22"/>
+        </w:rPr>
+        <w:t xml:space="preserve">Notation — s⁽¹⁾, s⁽²⁾ are the first and second block of s, with lengths L₁ and L₂; 0_m is a column of m zeros. Tiny example: s = (1,−2,3,4) split in halves gives s⁽¹⁾ = (1,−2), s⁽²⁾ = (3,4), L₁ = L₂ = 2. (This is also on the slide.)</w:t>
+      </w:r>
+    </w:p>
+    <w:p>
+      <w:pPr>
+        <w:pStyle w:val="ListParagraph"/>
+        <w:numPr>
+          <w:ilvl w:val="0"/>
+          <w:numId w:val="2"/>
+        </w:numPr>
+        <w:spacing w:after="80"/>
+      </w:pPr>
+      <w:r>
+        <w:rPr>
+          <w:rFonts w:ascii="Calibri" w:cs="Calibri" w:eastAsia="Calibri" w:hAnsi="Calibri"/>
+          <w:sz w:val="22"/>
+          <w:szCs w:val="22"/>
+        </w:rPr>
+        <w:t xml:space="preserve">Step 1 — s = [s⁽¹⁾; s⁽²⁾] is the sum of s⁽¹⁾ padded with L₂ zeros and s⁽²⁾ padded with L₁ zeros in front. Both are the same long length L₁ + L₂.</w:t>
+      </w:r>
+    </w:p>
+    <w:p>
+      <w:pPr>
+        <w:pStyle w:val="ListParagraph"/>
+        <w:numPr>
+          <w:ilvl w:val="0"/>
+          <w:numId w:val="2"/>
+        </w:numPr>
+        <w:spacing w:after="80"/>
+      </w:pPr>
+      <w:r>
+        <w:rPr>
+          <w:rFonts w:ascii="Calibri" w:cs="Calibri" w:eastAsia="Calibri" w:hAnsi="Calibri"/>
+          <w:sz w:val="22"/>
+          <w:szCs w:val="22"/>
+        </w:rPr>
+        <w:t xml:space="preserve">Step 2 — convolution is linear (distributive rule, slide 11): b*s = b*[s⁽¹⁾;0] + b*[0;s⁽²⁾].</w:t>
+      </w:r>
+    </w:p>
+    <w:p>
+      <w:pPr>
+        <w:pStyle w:val="ListParagraph"/>
+        <w:numPr>
+          <w:ilvl w:val="0"/>
+          <w:numId w:val="2"/>
+        </w:numPr>
+        <w:spacing w:after="80"/>
+      </w:pPr>
+      <w:r>
+        <w:rPr>
+          <w:rFonts w:ascii="Calibri" w:cs="Calibri" w:eastAsia="Calibri" w:hAnsi="Calibri"/>
+          <w:sz w:val="22"/>
+          <w:szCs w:val="22"/>
+        </w:rPr>
+        <w:t xml:space="preserve">Step 3 — b*[0_{L₁}; s⁽²⁾] is b*s⁽²⁾ delayed by L₁ samples (delay rule, slide 11).</w:t>
+      </w:r>
+    </w:p>
+    <w:p>
+      <w:pPr>
+        <w:pStyle w:val="ListParagraph"/>
+        <w:numPr>
+          <w:ilvl w:val="0"/>
+          <w:numId w:val="2"/>
+        </w:numPr>
+        <w:spacing w:after="80"/>
+      </w:pPr>
+      <w:r>
+        <w:rPr>
+          <w:rFonts w:ascii="Calibri" w:cs="Calibri" w:eastAsia="Calibri" w:hAnsi="Calibri"/>
+          <w:sz w:val="22"/>
+          <w:szCs w:val="22"/>
+        </w:rPr>
+        <w:t xml:space="preserve">Step 4 — each block result has K + L_i − 1 samples; the first one ends at L₁ + K − 2 and the second starts at L₁, so exactly K − 1 samples overlap. Those are ADDED. Numbers on slides 19–21 (K = 4, L₁ = 6: overlap at n = 6, 7, 8).</w:t>
+      </w:r>
+    </w:p>
+    <w:p>
+      <w:pPr>
+        <w:pStyle w:val="ListParagraph"/>
+        <w:numPr>
+          <w:ilvl w:val="0"/>
+          <w:numId w:val="2"/>
+        </w:numPr>
+        <w:spacing w:after="80"/>
+      </w:pPr>
+      <w:r>
+        <w:rPr>
+          <w:rFonts w:ascii="Calibri" w:cs="Calibri" w:eastAsia="Calibri" w:hAnsi="Calibri"/>
+          <w:sz w:val="22"/>
+          <w:szCs w:val="22"/>
+        </w:rPr>
+        <w:t xml:space="preserve">Mini check, b = (1,1), s = (1,−2,3,4) split in halves: b*s⁽¹⁾ = (1,−1,−2), b*s⁽²⁾ = (3,7,4). Delay the second by 2: positions 2, 3, 4. n=2: −2 + 3 = 1. Result (1,−1,1,7,4). Direct b*s: 1, −1, 1, 7, 4 ✓.</w:t>
       </w:r>
     </w:p>
     <w:p>
@@ -1830,35 +2612,61 @@
           <w:sz w:val="22"/>
           <w:szCs w:val="22"/>
         </w:rPr>
-        <w:t xml:space="preserve">b = (1,−3,−3,1)ᵀ, s = (1,−2,3,4,4,−2,7,5,1,3,−1,−4)ᵀ (notebook example). Split into two length-6 blocks, convolve each, overlap-add. Give two minutes before showing slide 19.</w:t>
-      </w:r>
-    </w:p>
-    <w:p>
-      <w:pPr>
-        <w:pBdr>
-          <w:left w:val="single" w:color="7A1A1A" w:sz="18" w:space="8"/>
-        </w:pBdr>
-        <w:spacing w:after="140" w:before="100"/>
-        <w:ind w:left="360"/>
-      </w:pPr>
-      <w:r>
-        <w:rPr>
-          <w:rFonts w:ascii="Calibri" w:cs="Calibri" w:eastAsia="Calibri" w:hAnsi="Calibri"/>
-          <w:b/>
-          <w:bCs/>
-          <w:color w:val="7A1A1A"/>
-          <w:sz w:val="22"/>
-          <w:szCs w:val="22"/>
-        </w:rPr>
-        <w:t xml:space="preserve">Timing: </w:t>
-      </w:r>
-      <w:r>
-        <w:rPr>
-          <w:rFonts w:ascii="Calibri" w:cs="Calibri" w:eastAsia="Calibri" w:hAnsi="Calibri"/>
-          <w:sz w:val="22"/>
-          <w:szCs w:val="22"/>
-        </w:rPr>
-        <w:t xml:space="preserve">≈ 4 min (set-up), solution slides follow</w:t>
+        <w:t xml:space="preserve">Data: b = (1,−3,−3,1) (K = 4, so b₀..b₃); s = (1,−2,3,4,4,−2,7,5,1,3,−1,−4), 12 samples.</w:t>
+      </w:r>
+    </w:p>
+    <w:p>
+      <w:pPr>
+        <w:pStyle w:val="ListParagraph"/>
+        <w:numPr>
+          <w:ilvl w:val="0"/>
+          <w:numId w:val="2"/>
+        </w:numPr>
+        <w:spacing w:after="80"/>
+      </w:pPr>
+      <w:r>
+        <w:rPr>
+          <w:rFonts w:ascii="Calibri" w:cs="Calibri" w:eastAsia="Calibri" w:hAnsi="Calibri"/>
+          <w:sz w:val="22"/>
+          <w:szCs w:val="22"/>
+        </w:rPr>
+        <w:t xml:space="preserve">Split into two blocks of L₁ = L₂ = 6: s⁽¹⁾ = (1,−2,3,4,4,−2), s⁽²⁾ = (7,5,1,3,−1,−4).</w:t>
+      </w:r>
+    </w:p>
+    <w:p>
+      <w:pPr>
+        <w:pStyle w:val="ListParagraph"/>
+        <w:numPr>
+          <w:ilvl w:val="0"/>
+          <w:numId w:val="2"/>
+        </w:numPr>
+        <w:spacing w:after="80"/>
+      </w:pPr>
+      <w:r>
+        <w:rPr>
+          <w:rFonts w:ascii="Calibri" w:cs="Calibri" w:eastAsia="Calibri" w:hAnsi="Calibri"/>
+          <w:sz w:val="22"/>
+          <w:szCs w:val="22"/>
+        </w:rPr>
+        <w:t xml:space="preserve">Predictions to ask for before computing: each block result has 4 + 6 − 1 = 9 samples; the full result has 12 + 4 − 1 = 15 samples; overlap K − 1 = 3 samples.</w:t>
+      </w:r>
+    </w:p>
+    <w:p>
+      <w:pPr>
+        <w:pStyle w:val="ListParagraph"/>
+        <w:numPr>
+          <w:ilvl w:val="0"/>
+          <w:numId w:val="2"/>
+        </w:numPr>
+        <w:spacing w:after="80"/>
+      </w:pPr>
+      <w:r>
+        <w:rPr>
+          <w:rFonts w:ascii="Calibri" w:cs="Calibri" w:eastAsia="Calibri" w:hAnsi="Calibri"/>
+          <w:sz w:val="22"/>
+          <w:szCs w:val="22"/>
+        </w:rPr>
+        <w:t xml:space="preserve">Checks to prepare: Σb = 1 − 3 − 3 + 1 = −4. Σs = 19, Σs⁽¹⁾ = 8, Σs⁽²⁾ = 11. So Σy = −76, Σy⁽¹⁾ = −32, Σy⁽²⁾ = −44.</w:t>
       </w:r>
     </w:p>
     <w:p>
@@ -1906,53 +2714,205 @@
           <w:sz w:val="22"/>
           <w:szCs w:val="22"/>
         </w:rPr>
-        <w:t xml:space="preserve">s⁽¹⁾ = (1,−2,3,4,4,−2): 9 samples. n=0: 1. n=1: −2−3 = −5. n=2: 3+6−3 = 6. n=3: 4−9+6+1 = 2. n=4: 4−12−9−2 = −19. n=5: −2−12−12+3 = −23. n=6: 6−12+4 = −2. n=7: 6+4 = 10. n=8: −2.</w:t>
-      </w:r>
-    </w:p>
-    <w:p>
-      <w:pPr>
-        <w:pStyle w:val="ListParagraph"/>
-        <w:numPr>
-          <w:ilvl w:val="0"/>
-          <w:numId w:val="2"/>
-        </w:numPr>
-        <w:spacing w:after="80"/>
-      </w:pPr>
-      <w:r>
-        <w:rPr>
-          <w:rFonts w:ascii="Calibri" w:cs="Calibri" w:eastAsia="Calibri" w:hAnsi="Calibri"/>
-          <w:sz w:val="22"/>
-          <w:szCs w:val="22"/>
-        </w:rPr>
-        <w:t xml:space="preserve">y⁽¹⁾ = (1,−5,6,2,−19,−23,−2,10,−2).</w:t>
-      </w:r>
-    </w:p>
-    <w:p>
-      <w:pPr>
-        <w:pBdr>
-          <w:left w:val="single" w:color="7A1A1A" w:sz="18" w:space="8"/>
-        </w:pBdr>
-        <w:spacing w:after="140" w:before="100"/>
-        <w:ind w:left="360"/>
-      </w:pPr>
-      <w:r>
-        <w:rPr>
-          <w:rFonts w:ascii="Calibri" w:cs="Calibri" w:eastAsia="Calibri" w:hAnsi="Calibri"/>
-          <w:b/>
-          <w:bCs/>
-          <w:color w:val="7A1A1A"/>
-          <w:sz w:val="22"/>
-          <w:szCs w:val="22"/>
-        </w:rPr>
-        <w:t xml:space="preserve">Timing: </w:t>
-      </w:r>
-      <w:r>
-        <w:rPr>
-          <w:rFonts w:ascii="Calibri" w:cs="Calibri" w:eastAsia="Calibri" w:hAnsi="Calibri"/>
-          <w:sz w:val="22"/>
-          <w:szCs w:val="22"/>
-        </w:rPr>
-        <w:t xml:space="preserve">≈ 3 min</w:t>
+        <w:t xml:space="preserve">Formula: y⁽¹⁾[n] = Σ_k b[k] s⁽¹⁾[n−k], keeping 0 ≤ k ≤ 3 and 0 ≤ n−k ≤ 5. b = (1, −3, −3, 1); s⁽¹⁾ = (1, −2, 3, 4, 4, −2). Length 9, n = 0..8.</w:t>
+      </w:r>
+    </w:p>
+    <w:p>
+      <w:pPr>
+        <w:pStyle w:val="ListParagraph"/>
+        <w:numPr>
+          <w:ilvl w:val="0"/>
+          <w:numId w:val="2"/>
+        </w:numPr>
+        <w:spacing w:after="80"/>
+      </w:pPr>
+      <w:r>
+        <w:rPr>
+          <w:rFonts w:ascii="Calibri" w:cs="Calibri" w:eastAsia="Calibri" w:hAnsi="Calibri"/>
+          <w:sz w:val="22"/>
+          <w:szCs w:val="22"/>
+        </w:rPr>
+        <w:t xml:space="preserve">n=0: b₀s₀ = 1·1 = 1.</w:t>
+      </w:r>
+    </w:p>
+    <w:p>
+      <w:pPr>
+        <w:pStyle w:val="ListParagraph"/>
+        <w:numPr>
+          <w:ilvl w:val="0"/>
+          <w:numId w:val="2"/>
+        </w:numPr>
+        <w:spacing w:after="80"/>
+      </w:pPr>
+      <w:r>
+        <w:rPr>
+          <w:rFonts w:ascii="Calibri" w:cs="Calibri" w:eastAsia="Calibri" w:hAnsi="Calibri"/>
+          <w:sz w:val="22"/>
+          <w:szCs w:val="22"/>
+        </w:rPr>
+        <w:t xml:space="preserve">n=1: b₀s₁ + b₁s₀ = 1·(−2) + (−3)·1 = −2 − 3 = −5.</w:t>
+      </w:r>
+    </w:p>
+    <w:p>
+      <w:pPr>
+        <w:pStyle w:val="ListParagraph"/>
+        <w:numPr>
+          <w:ilvl w:val="0"/>
+          <w:numId w:val="2"/>
+        </w:numPr>
+        <w:spacing w:after="80"/>
+      </w:pPr>
+      <w:r>
+        <w:rPr>
+          <w:rFonts w:ascii="Calibri" w:cs="Calibri" w:eastAsia="Calibri" w:hAnsi="Calibri"/>
+          <w:sz w:val="22"/>
+          <w:szCs w:val="22"/>
+        </w:rPr>
+        <w:t xml:space="preserve">n=2: b₀s₂ + b₁s₁ + b₂s₀ = 3 + (−3)(−2) + (−3)(1) = 3 + 6 − 3 = 6.</w:t>
+      </w:r>
+    </w:p>
+    <w:p>
+      <w:pPr>
+        <w:pStyle w:val="ListParagraph"/>
+        <w:numPr>
+          <w:ilvl w:val="0"/>
+          <w:numId w:val="2"/>
+        </w:numPr>
+        <w:spacing w:after="80"/>
+      </w:pPr>
+      <w:r>
+        <w:rPr>
+          <w:rFonts w:ascii="Calibri" w:cs="Calibri" w:eastAsia="Calibri" w:hAnsi="Calibri"/>
+          <w:sz w:val="22"/>
+          <w:szCs w:val="22"/>
+        </w:rPr>
+        <w:t xml:space="preserve">n=3: b₀s₃ + b₁s₂ + b₂s₁ + b₃s₀ = 4 + (−3)(3) + (−3)(−2) + 1·1 = 4 − 9 + 6 + 1 = 2.</w:t>
+      </w:r>
+    </w:p>
+    <w:p>
+      <w:pPr>
+        <w:pStyle w:val="ListParagraph"/>
+        <w:numPr>
+          <w:ilvl w:val="0"/>
+          <w:numId w:val="2"/>
+        </w:numPr>
+        <w:spacing w:after="80"/>
+      </w:pPr>
+      <w:r>
+        <w:rPr>
+          <w:rFonts w:ascii="Calibri" w:cs="Calibri" w:eastAsia="Calibri" w:hAnsi="Calibri"/>
+          <w:sz w:val="22"/>
+          <w:szCs w:val="22"/>
+        </w:rPr>
+        <w:t xml:space="preserve">n=4: b₀s₄ + b₁s₃ + b₂s₂ + b₃s₁ = 4 + (−3)(4) + (−3)(3) + 1·(−2) = 4 − 12 − 9 − 2 = −19.</w:t>
+      </w:r>
+    </w:p>
+    <w:p>
+      <w:pPr>
+        <w:pStyle w:val="ListParagraph"/>
+        <w:numPr>
+          <w:ilvl w:val="0"/>
+          <w:numId w:val="2"/>
+        </w:numPr>
+        <w:spacing w:after="80"/>
+      </w:pPr>
+      <w:r>
+        <w:rPr>
+          <w:rFonts w:ascii="Calibri" w:cs="Calibri" w:eastAsia="Calibri" w:hAnsi="Calibri"/>
+          <w:sz w:val="22"/>
+          <w:szCs w:val="22"/>
+        </w:rPr>
+        <w:t xml:space="preserve">n=5: b₀s₅ + b₁s₄ + b₂s₃ + b₃s₂ = −2 + (−3)(4) + (−3)(4) + 1·3 = −2 − 12 − 12 + 3 = −23.</w:t>
+      </w:r>
+    </w:p>
+    <w:p>
+      <w:pPr>
+        <w:pStyle w:val="ListParagraph"/>
+        <w:numPr>
+          <w:ilvl w:val="0"/>
+          <w:numId w:val="2"/>
+        </w:numPr>
+        <w:spacing w:after="80"/>
+      </w:pPr>
+      <w:r>
+        <w:rPr>
+          <w:rFonts w:ascii="Calibri" w:cs="Calibri" w:eastAsia="Calibri" w:hAnsi="Calibri"/>
+          <w:sz w:val="22"/>
+          <w:szCs w:val="22"/>
+        </w:rPr>
+        <w:t xml:space="preserve">n=6 (s₆ does not exist, so k = 0 is out): b₁s₅ + b₂s₄ + b₃s₃ = (−3)(−2) + (−3)(4) + 1·4 = 6 − 12 + 4 = −2.</w:t>
+      </w:r>
+    </w:p>
+    <w:p>
+      <w:pPr>
+        <w:pStyle w:val="ListParagraph"/>
+        <w:numPr>
+          <w:ilvl w:val="0"/>
+          <w:numId w:val="2"/>
+        </w:numPr>
+        <w:spacing w:after="80"/>
+      </w:pPr>
+      <w:r>
+        <w:rPr>
+          <w:rFonts w:ascii="Calibri" w:cs="Calibri" w:eastAsia="Calibri" w:hAnsi="Calibri"/>
+          <w:sz w:val="22"/>
+          <w:szCs w:val="22"/>
+        </w:rPr>
+        <w:t xml:space="preserve">n=7: b₂s₅ + b₃s₄ = (−3)(−2) + 1·4 = 6 + 4 = 10.</w:t>
+      </w:r>
+    </w:p>
+    <w:p>
+      <w:pPr>
+        <w:pStyle w:val="ListParagraph"/>
+        <w:numPr>
+          <w:ilvl w:val="0"/>
+          <w:numId w:val="2"/>
+        </w:numPr>
+        <w:spacing w:after="80"/>
+      </w:pPr>
+      <w:r>
+        <w:rPr>
+          <w:rFonts w:ascii="Calibri" w:cs="Calibri" w:eastAsia="Calibri" w:hAnsi="Calibri"/>
+          <w:sz w:val="22"/>
+          <w:szCs w:val="22"/>
+        </w:rPr>
+        <w:t xml:space="preserve">n=8: b₃s₅ = 1·(−2) = −2.</w:t>
+      </w:r>
+    </w:p>
+    <w:p>
+      <w:pPr>
+        <w:pStyle w:val="ListParagraph"/>
+        <w:numPr>
+          <w:ilvl w:val="0"/>
+          <w:numId w:val="2"/>
+        </w:numPr>
+        <w:spacing w:after="80"/>
+      </w:pPr>
+      <w:r>
+        <w:rPr>
+          <w:rFonts w:ascii="Calibri" w:cs="Calibri" w:eastAsia="Calibri" w:hAnsi="Calibri"/>
+          <w:sz w:val="22"/>
+          <w:szCs w:val="22"/>
+        </w:rPr>
+        <w:t xml:space="preserve">Result y⁽¹⁾ = (1, −5, 6, 2, −19, −23, −2, 10, −2).</w:t>
+      </w:r>
+    </w:p>
+    <w:p>
+      <w:pPr>
+        <w:pStyle w:val="ListParagraph"/>
+        <w:numPr>
+          <w:ilvl w:val="0"/>
+          <w:numId w:val="2"/>
+        </w:numPr>
+        <w:spacing w:after="80"/>
+      </w:pPr>
+      <w:r>
+        <w:rPr>
+          <w:rFonts w:ascii="Calibri" w:cs="Calibri" w:eastAsia="Calibri" w:hAnsi="Calibri"/>
+          <w:sz w:val="22"/>
+          <w:szCs w:val="22"/>
+        </w:rPr>
+        <w:t xml:space="preserve">Check: Σy⁽¹⁾ = 1 − 5 + 6 + 2 − 19 − 23 − 2 + 10 − 2 = −32 = (Σb)(Σs⁽¹⁾) = (−4)(8) ✓.</w:t>
       </w:r>
     </w:p>
     <w:p>
@@ -2000,53 +2960,205 @@
           <w:sz w:val="22"/>
           <w:szCs w:val="22"/>
         </w:rPr>
-        <w:t xml:space="preserve">s⁽²⁾ = (7,5,1,3,−1,−4): n=0: 7. n=1: 5−21 = −16. n=2: 1−15−21 = −35. n=3: 3−3−15+7 = −8. n=4: −1−9−3+5 = −8. n=5: −4+3−9+1 = −9. n=6: 12+3+3 = 18. n=7: 12−1 = 11. n=8: −4.</w:t>
-      </w:r>
-    </w:p>
-    <w:p>
-      <w:pPr>
-        <w:pStyle w:val="ListParagraph"/>
-        <w:numPr>
-          <w:ilvl w:val="0"/>
-          <w:numId w:val="2"/>
-        </w:numPr>
-        <w:spacing w:after="80"/>
-      </w:pPr>
-      <w:r>
-        <w:rPr>
-          <w:rFonts w:ascii="Calibri" w:cs="Calibri" w:eastAsia="Calibri" w:hAnsi="Calibri"/>
-          <w:sz w:val="22"/>
-          <w:szCs w:val="22"/>
-        </w:rPr>
-        <w:t xml:space="preserve">y⁽²⁾ = (7,−16,−35,−8,−8,−9,18,11,−4).</w:t>
-      </w:r>
-    </w:p>
-    <w:p>
-      <w:pPr>
-        <w:pBdr>
-          <w:left w:val="single" w:color="7A1A1A" w:sz="18" w:space="8"/>
-        </w:pBdr>
-        <w:spacing w:after="140" w:before="100"/>
-        <w:ind w:left="360"/>
-      </w:pPr>
-      <w:r>
-        <w:rPr>
-          <w:rFonts w:ascii="Calibri" w:cs="Calibri" w:eastAsia="Calibri" w:hAnsi="Calibri"/>
-          <w:b/>
-          <w:bCs/>
-          <w:color w:val="7A1A1A"/>
-          <w:sz w:val="22"/>
-          <w:szCs w:val="22"/>
-        </w:rPr>
-        <w:t xml:space="preserve">Timing: </w:t>
-      </w:r>
-      <w:r>
-        <w:rPr>
-          <w:rFonts w:ascii="Calibri" w:cs="Calibri" w:eastAsia="Calibri" w:hAnsi="Calibri"/>
-          <w:sz w:val="22"/>
-          <w:szCs w:val="22"/>
-        </w:rPr>
-        <w:t xml:space="preserve">≈ 2 min</w:t>
+        <w:t xml:space="preserve">Same recipe, b = (1, −3, −3, 1); s⁽²⁾ = (7, 5, 1, 3, −1, −4), indices 0..5. Length 9.</w:t>
+      </w:r>
+    </w:p>
+    <w:p>
+      <w:pPr>
+        <w:pStyle w:val="ListParagraph"/>
+        <w:numPr>
+          <w:ilvl w:val="0"/>
+          <w:numId w:val="2"/>
+        </w:numPr>
+        <w:spacing w:after="80"/>
+      </w:pPr>
+      <w:r>
+        <w:rPr>
+          <w:rFonts w:ascii="Calibri" w:cs="Calibri" w:eastAsia="Calibri" w:hAnsi="Calibri"/>
+          <w:sz w:val="22"/>
+          <w:szCs w:val="22"/>
+        </w:rPr>
+        <w:t xml:space="preserve">n=0: b₀s₀ = 7.</w:t>
+      </w:r>
+    </w:p>
+    <w:p>
+      <w:pPr>
+        <w:pStyle w:val="ListParagraph"/>
+        <w:numPr>
+          <w:ilvl w:val="0"/>
+          <w:numId w:val="2"/>
+        </w:numPr>
+        <w:spacing w:after="80"/>
+      </w:pPr>
+      <w:r>
+        <w:rPr>
+          <w:rFonts w:ascii="Calibri" w:cs="Calibri" w:eastAsia="Calibri" w:hAnsi="Calibri"/>
+          <w:sz w:val="22"/>
+          <w:szCs w:val="22"/>
+        </w:rPr>
+        <w:t xml:space="preserve">n=1: b₀s₁ + b₁s₀ = 5 + (−3)(7) = 5 − 21 = −16.</w:t>
+      </w:r>
+    </w:p>
+    <w:p>
+      <w:pPr>
+        <w:pStyle w:val="ListParagraph"/>
+        <w:numPr>
+          <w:ilvl w:val="0"/>
+          <w:numId w:val="2"/>
+        </w:numPr>
+        <w:spacing w:after="80"/>
+      </w:pPr>
+      <w:r>
+        <w:rPr>
+          <w:rFonts w:ascii="Calibri" w:cs="Calibri" w:eastAsia="Calibri" w:hAnsi="Calibri"/>
+          <w:sz w:val="22"/>
+          <w:szCs w:val="22"/>
+        </w:rPr>
+        <w:t xml:space="preserve">n=2: b₀s₂ + b₁s₁ + b₂s₀ = 1 + (−3)(5) + (−3)(7) = 1 − 15 − 21 = −35.</w:t>
+      </w:r>
+    </w:p>
+    <w:p>
+      <w:pPr>
+        <w:pStyle w:val="ListParagraph"/>
+        <w:numPr>
+          <w:ilvl w:val="0"/>
+          <w:numId w:val="2"/>
+        </w:numPr>
+        <w:spacing w:after="80"/>
+      </w:pPr>
+      <w:r>
+        <w:rPr>
+          <w:rFonts w:ascii="Calibri" w:cs="Calibri" w:eastAsia="Calibri" w:hAnsi="Calibri"/>
+          <w:sz w:val="22"/>
+          <w:szCs w:val="22"/>
+        </w:rPr>
+        <w:t xml:space="preserve">n=3: b₀s₃ + b₁s₂ + b₂s₁ + b₃s₀ = 3 + (−3)(1) + (−3)(5) + 1·7 = 3 − 3 − 15 + 7 = −8.</w:t>
+      </w:r>
+    </w:p>
+    <w:p>
+      <w:pPr>
+        <w:pStyle w:val="ListParagraph"/>
+        <w:numPr>
+          <w:ilvl w:val="0"/>
+          <w:numId w:val="2"/>
+        </w:numPr>
+        <w:spacing w:after="80"/>
+      </w:pPr>
+      <w:r>
+        <w:rPr>
+          <w:rFonts w:ascii="Calibri" w:cs="Calibri" w:eastAsia="Calibri" w:hAnsi="Calibri"/>
+          <w:sz w:val="22"/>
+          <w:szCs w:val="22"/>
+        </w:rPr>
+        <w:t xml:space="preserve">n=4: b₀s₄ + b₁s₃ + b₂s₂ + b₃s₁ = −1 + (−3)(3) + (−3)(1) + 1·5 = −1 − 9 − 3 + 5 = −8.</w:t>
+      </w:r>
+    </w:p>
+    <w:p>
+      <w:pPr>
+        <w:pStyle w:val="ListParagraph"/>
+        <w:numPr>
+          <w:ilvl w:val="0"/>
+          <w:numId w:val="2"/>
+        </w:numPr>
+        <w:spacing w:after="80"/>
+      </w:pPr>
+      <w:r>
+        <w:rPr>
+          <w:rFonts w:ascii="Calibri" w:cs="Calibri" w:eastAsia="Calibri" w:hAnsi="Calibri"/>
+          <w:sz w:val="22"/>
+          <w:szCs w:val="22"/>
+        </w:rPr>
+        <w:t xml:space="preserve">n=5: b₀s₅ + b₁s₄ + b₂s₃ + b₃s₂ = −4 + (−3)(−1) + (−3)(3) + 1·1 = −4 + 3 − 9 + 1 = −9.</w:t>
+      </w:r>
+    </w:p>
+    <w:p>
+      <w:pPr>
+        <w:pStyle w:val="ListParagraph"/>
+        <w:numPr>
+          <w:ilvl w:val="0"/>
+          <w:numId w:val="2"/>
+        </w:numPr>
+        <w:spacing w:after="80"/>
+      </w:pPr>
+      <w:r>
+        <w:rPr>
+          <w:rFonts w:ascii="Calibri" w:cs="Calibri" w:eastAsia="Calibri" w:hAnsi="Calibri"/>
+          <w:sz w:val="22"/>
+          <w:szCs w:val="22"/>
+        </w:rPr>
+        <w:t xml:space="preserve">n=6: b₁s₅ + b₂s₄ + b₃s₃ = (−3)(−4) + (−3)(−1) + 1·3 = 12 + 3 + 3 = 18.</w:t>
+      </w:r>
+    </w:p>
+    <w:p>
+      <w:pPr>
+        <w:pStyle w:val="ListParagraph"/>
+        <w:numPr>
+          <w:ilvl w:val="0"/>
+          <w:numId w:val="2"/>
+        </w:numPr>
+        <w:spacing w:after="80"/>
+      </w:pPr>
+      <w:r>
+        <w:rPr>
+          <w:rFonts w:ascii="Calibri" w:cs="Calibri" w:eastAsia="Calibri" w:hAnsi="Calibri"/>
+          <w:sz w:val="22"/>
+          <w:szCs w:val="22"/>
+        </w:rPr>
+        <w:t xml:space="preserve">n=7: b₂s₅ + b₃s₄ = (−3)(−4) + 1·(−1) = 12 − 1 = 11.</w:t>
+      </w:r>
+    </w:p>
+    <w:p>
+      <w:pPr>
+        <w:pStyle w:val="ListParagraph"/>
+        <w:numPr>
+          <w:ilvl w:val="0"/>
+          <w:numId w:val="2"/>
+        </w:numPr>
+        <w:spacing w:after="80"/>
+      </w:pPr>
+      <w:r>
+        <w:rPr>
+          <w:rFonts w:ascii="Calibri" w:cs="Calibri" w:eastAsia="Calibri" w:hAnsi="Calibri"/>
+          <w:sz w:val="22"/>
+          <w:szCs w:val="22"/>
+        </w:rPr>
+        <w:t xml:space="preserve">n=8: b₃s₅ = 1·(−4) = −4.</w:t>
+      </w:r>
+    </w:p>
+    <w:p>
+      <w:pPr>
+        <w:pStyle w:val="ListParagraph"/>
+        <w:numPr>
+          <w:ilvl w:val="0"/>
+          <w:numId w:val="2"/>
+        </w:numPr>
+        <w:spacing w:after="80"/>
+      </w:pPr>
+      <w:r>
+        <w:rPr>
+          <w:rFonts w:ascii="Calibri" w:cs="Calibri" w:eastAsia="Calibri" w:hAnsi="Calibri"/>
+          <w:sz w:val="22"/>
+          <w:szCs w:val="22"/>
+        </w:rPr>
+        <w:t xml:space="preserve">Result y⁽²⁾ = (7, −16, −35, −8, −8, −9, 18, 11, −4).</w:t>
+      </w:r>
+    </w:p>
+    <w:p>
+      <w:pPr>
+        <w:pStyle w:val="ListParagraph"/>
+        <w:numPr>
+          <w:ilvl w:val="0"/>
+          <w:numId w:val="2"/>
+        </w:numPr>
+        <w:spacing w:after="80"/>
+      </w:pPr>
+      <w:r>
+        <w:rPr>
+          <w:rFonts w:ascii="Calibri" w:cs="Calibri" w:eastAsia="Calibri" w:hAnsi="Calibri"/>
+          <w:sz w:val="22"/>
+          <w:szCs w:val="22"/>
+        </w:rPr>
+        <w:t xml:space="preserve">Check: Σy⁽²⁾ = 7 − 16 − 35 − 8 − 8 − 9 + 18 + 11 − 4 = −44 = (−4)(11) ✓.</w:t>
       </w:r>
     </w:p>
     <w:p>
@@ -2094,53 +3206,133 @@
           <w:sz w:val="22"/>
           <w:szCs w:val="22"/>
         </w:rPr>
-        <w:t xml:space="preserve">y⁽²⁾ delayed by 6; total length 15; indices 6–8 overlap (K−1 = 3). Sums: n=6: −2+7 = 5; n=7: 10−16 = −6; n=8: −2−35 = −37.</w:t>
-      </w:r>
-    </w:p>
-    <w:p>
-      <w:pPr>
-        <w:pStyle w:val="ListParagraph"/>
-        <w:numPr>
-          <w:ilvl w:val="0"/>
-          <w:numId w:val="2"/>
-        </w:numPr>
-        <w:spacing w:after="80"/>
-      </w:pPr>
-      <w:r>
-        <w:rPr>
-          <w:rFonts w:ascii="Calibri" w:cs="Calibri" w:eastAsia="Calibri" w:hAnsi="Calibri"/>
-          <w:sz w:val="22"/>
-          <w:szCs w:val="22"/>
-        </w:rPr>
-        <w:t xml:space="preserve">Result (1,−5,6,2,−19,−23,5,−6,−37,−8,−8,−9,18,11,−4), equal to np.convolve(b,s). Sum check (−4)(19) = −76.</w:t>
-      </w:r>
-    </w:p>
-    <w:p>
-      <w:pPr>
-        <w:pBdr>
-          <w:left w:val="single" w:color="7A1A1A" w:sz="18" w:space="8"/>
-        </w:pBdr>
-        <w:spacing w:after="140" w:before="100"/>
-        <w:ind w:left="360"/>
-      </w:pPr>
-      <w:r>
-        <w:rPr>
-          <w:rFonts w:ascii="Calibri" w:cs="Calibri" w:eastAsia="Calibri" w:hAnsi="Calibri"/>
-          <w:b/>
-          <w:bCs/>
-          <w:color w:val="7A1A1A"/>
-          <w:sz w:val="22"/>
-          <w:szCs w:val="22"/>
-        </w:rPr>
-        <w:t xml:space="preserve">Timing: </w:t>
-      </w:r>
-      <w:r>
-        <w:rPr>
-          <w:rFonts w:ascii="Calibri" w:cs="Calibri" w:eastAsia="Calibri" w:hAnsi="Calibri"/>
-          <w:sz w:val="22"/>
-          <w:szCs w:val="22"/>
-        </w:rPr>
-        <w:t xml:space="preserve">≈ 3 min</w:t>
+        <w:t xml:space="preserve">Setup: s⁽²⁾ starts at index L₁ = 6 of s, so b*s⁽²⁾ is delayed by 6. Total length 12 + 4 − 1 = 15, n = 0..14.</w:t>
+      </w:r>
+    </w:p>
+    <w:p>
+      <w:pPr>
+        <w:pStyle w:val="ListParagraph"/>
+        <w:numPr>
+          <w:ilvl w:val="0"/>
+          <w:numId w:val="2"/>
+        </w:numPr>
+        <w:spacing w:after="80"/>
+      </w:pPr>
+      <w:r>
+        <w:rPr>
+          <w:rFonts w:ascii="Calibri" w:cs="Calibri" w:eastAsia="Calibri" w:hAnsi="Calibri"/>
+          <w:sz w:val="22"/>
+          <w:szCs w:val="22"/>
+        </w:rPr>
+        <w:t xml:space="preserve">Step 1 — place y⁽¹⁾ at indices 0..8 and y⁽²⁾ at 6..14 (its entry j goes to index j + 6). Overlap: indices 6, 7, 8 = K − 1 = 3 samples.</w:t>
+      </w:r>
+    </w:p>
+    <w:p>
+      <w:pPr>
+        <w:pStyle w:val="ListParagraph"/>
+        <w:numPr>
+          <w:ilvl w:val="0"/>
+          <w:numId w:val="2"/>
+        </w:numPr>
+        <w:spacing w:after="80"/>
+      </w:pPr>
+      <w:r>
+        <w:rPr>
+          <w:rFonts w:ascii="Calibri" w:cs="Calibri" w:eastAsia="Calibri" w:hAnsi="Calibri"/>
+          <w:sz w:val="22"/>
+          <w:szCs w:val="22"/>
+        </w:rPr>
+        <w:t xml:space="preserve">Step 2 — add in the overlap. n=6: y⁽¹⁾[6] + y⁽²⁾[0] = −2 + 7 = 5. n=7: y⁽¹⁾[7] + y⁽²⁾[1] = 10 + (−16) = −6. n=8: y⁽¹⁾[8] + y⁽²⁾[2] = −2 + (−35) = −37.</w:t>
+      </w:r>
+    </w:p>
+    <w:p>
+      <w:pPr>
+        <w:pStyle w:val="ListParagraph"/>
+        <w:numPr>
+          <w:ilvl w:val="0"/>
+          <w:numId w:val="2"/>
+        </w:numPr>
+        <w:spacing w:after="80"/>
+      </w:pPr>
+      <w:r>
+        <w:rPr>
+          <w:rFonts w:ascii="Calibri" w:cs="Calibri" w:eastAsia="Calibri" w:hAnsi="Calibri"/>
+          <w:sz w:val="22"/>
+          <w:szCs w:val="22"/>
+        </w:rPr>
+        <w:t xml:space="preserve">Step 3 — copy the rest. n = 0..5 are y⁽¹⁾[0..5] = (1, −5, 6, 2, −19, −23). n = 9..14 are y⁽²⁾[3..8] = (−8, −8, −9, 18, 11, −4).</w:t>
+      </w:r>
+    </w:p>
+    <w:p>
+      <w:pPr>
+        <w:pStyle w:val="ListParagraph"/>
+        <w:numPr>
+          <w:ilvl w:val="0"/>
+          <w:numId w:val="2"/>
+        </w:numPr>
+        <w:spacing w:after="80"/>
+      </w:pPr>
+      <w:r>
+        <w:rPr>
+          <w:rFonts w:ascii="Calibri" w:cs="Calibri" w:eastAsia="Calibri" w:hAnsi="Calibri"/>
+          <w:sz w:val="22"/>
+          <w:szCs w:val="22"/>
+        </w:rPr>
+        <w:t xml:space="preserve">Result: b*s = (1, −5, 6, 2, −19, −23, 5, −6, −37, −8, −8, −9, 18, 11, −4), 15 samples.</w:t>
+      </w:r>
+    </w:p>
+    <w:p>
+      <w:pPr>
+        <w:pStyle w:val="ListParagraph"/>
+        <w:numPr>
+          <w:ilvl w:val="0"/>
+          <w:numId w:val="2"/>
+        </w:numPr>
+        <w:spacing w:after="80"/>
+      </w:pPr>
+      <w:r>
+        <w:rPr>
+          <w:rFonts w:ascii="Calibri" w:cs="Calibri" w:eastAsia="Calibri" w:hAnsi="Calibri"/>
+          <w:sz w:val="22"/>
+          <w:szCs w:val="22"/>
+        </w:rPr>
+        <w:t xml:space="preserve">Check 1 — sum rule: Σ = 1 − 5 + 6 + 2 − 19 − 23 + 5 − 6 − 37 − 8 − 8 − 9 + 18 + 11 − 4 = −76 = (−4)(19) ✓ (also −32 + (−44) = −76).</w:t>
+      </w:r>
+    </w:p>
+    <w:p>
+      <w:pPr>
+        <w:pStyle w:val="ListParagraph"/>
+        <w:numPr>
+          <w:ilvl w:val="0"/>
+          <w:numId w:val="2"/>
+        </w:numPr>
+        <w:spacing w:after="80"/>
+      </w:pPr>
+      <w:r>
+        <w:rPr>
+          <w:rFonts w:ascii="Calibri" w:cs="Calibri" w:eastAsia="Calibri" w:hAnsi="Calibri"/>
+          <w:sz w:val="22"/>
+          <w:szCs w:val="22"/>
+        </w:rPr>
+        <w:t xml:space="preserve">Check 2 — direct: np.convolve(b, s) gives the same 15 numbers; e.g. n = 6 directly: b₀s₆ + b₁s₅ + b₂s₄ + b₃s₃ = 7 + (−3)(−2) + (−3)(4) + 1·4 = 7 + 6 − 12 + 4 = 5 ✓.</w:t>
+      </w:r>
+    </w:p>
+    <w:p>
+      <w:pPr>
+        <w:pStyle w:val="ListParagraph"/>
+        <w:numPr>
+          <w:ilvl w:val="0"/>
+          <w:numId w:val="2"/>
+        </w:numPr>
+        <w:spacing w:after="80"/>
+      </w:pPr>
+      <w:r>
+        <w:rPr>
+          <w:rFonts w:ascii="Calibri" w:cs="Calibri" w:eastAsia="Calibri" w:hAnsi="Calibri"/>
+          <w:sz w:val="22"/>
+          <w:szCs w:val="22"/>
+        </w:rPr>
+        <w:t xml:space="preserve">Pitfall: replacing instead of adding in the overlap gives wrong values at 6, 7, 8 and fails the sum check.</w:t>
       </w:r>
     </w:p>
     <w:p>
@@ -2188,35 +3380,43 @@
           <w:sz w:val="22"/>
           <w:szCs w:val="22"/>
         </w:rPr>
-        <w:t xml:space="preserve">Blue b*s1, red b*s2 from index 6, dashed green direct result, yellow band = overlap. Inside the band the dashed value is the sum (5 at n = 6).</w:t>
-      </w:r>
-    </w:p>
-    <w:p>
-      <w:pPr>
-        <w:pBdr>
-          <w:left w:val="single" w:color="7A1A1A" w:sz="18" w:space="8"/>
-        </w:pBdr>
-        <w:spacing w:after="140" w:before="100"/>
-        <w:ind w:left="360"/>
-      </w:pPr>
-      <w:r>
-        <w:rPr>
-          <w:rFonts w:ascii="Calibri" w:cs="Calibri" w:eastAsia="Calibri" w:hAnsi="Calibri"/>
-          <w:b/>
-          <w:bCs/>
-          <w:color w:val="7A1A1A"/>
-          <w:sz w:val="22"/>
-          <w:szCs w:val="22"/>
-        </w:rPr>
-        <w:t xml:space="preserve">Timing: </w:t>
-      </w:r>
-      <w:r>
-        <w:rPr>
-          <w:rFonts w:ascii="Calibri" w:cs="Calibri" w:eastAsia="Calibri" w:hAnsi="Calibri"/>
-          <w:sz w:val="22"/>
-          <w:szCs w:val="22"/>
-        </w:rPr>
-        <w:t xml:space="preserve">≈ 1 min</w:t>
+        <w:t xml:space="preserve">Numbers behind the figure: blue = y⁽¹⁾ at n = 0..8; red = y⁽²⁾ shifted to n = 6..14; dashed green = direct result.</w:t>
+      </w:r>
+    </w:p>
+    <w:p>
+      <w:pPr>
+        <w:pStyle w:val="ListParagraph"/>
+        <w:numPr>
+          <w:ilvl w:val="0"/>
+          <w:numId w:val="2"/>
+        </w:numPr>
+        <w:spacing w:after="80"/>
+      </w:pPr>
+      <w:r>
+        <w:rPr>
+          <w:rFonts w:ascii="Calibri" w:cs="Calibri" w:eastAsia="Calibri" w:hAnsi="Calibri"/>
+          <w:sz w:val="22"/>
+          <w:szCs w:val="22"/>
+        </w:rPr>
+        <w:t xml:space="preserve">Point at the yellow band, n = 6, 7, 8: blue values −2, 10, −2; red values 7, −16, −35; dashed green = sums 5, −6, −37.</w:t>
+      </w:r>
+    </w:p>
+    <w:p>
+      <w:pPr>
+        <w:pStyle w:val="ListParagraph"/>
+        <w:numPr>
+          <w:ilvl w:val="0"/>
+          <w:numId w:val="2"/>
+        </w:numPr>
+        <w:spacing w:after="80"/>
+      </w:pPr>
+      <w:r>
+        <w:rPr>
+          <w:rFonts w:ascii="Calibri" w:cs="Calibri" w:eastAsia="Calibri" w:hAnsi="Calibri"/>
+          <w:sz w:val="22"/>
+          <w:szCs w:val="22"/>
+        </w:rPr>
+        <w:t xml:space="preserve">Point outside the band: n ≤ 5 green sits on blue only; n ≥ 9 green sits on red only. Take n = 6 as the one spoken example: −2 + 7 = 5.</w:t>
       </w:r>
     </w:p>
     <w:p>
@@ -2264,53 +3464,151 @@
           <w:sz w:val="22"/>
           <w:szCs w:val="22"/>
         </w:rPr>
-        <w:t xml:space="preserve">b = (3,−2,1), x = (1,0,2,−1,4); length 7. c[0] = 3; c[1] = −2; c[2] = 6+0+1 = 7; c[3] = −3−4+0 = −7; c[4] = 12+2+2 = 16; c[5] = −8−1 = −9; c[6] = 4.</w:t>
-      </w:r>
-    </w:p>
-    <w:p>
-      <w:pPr>
-        <w:pStyle w:val="ListParagraph"/>
-        <w:numPr>
-          <w:ilvl w:val="0"/>
-          <w:numId w:val="2"/>
-        </w:numPr>
-        <w:spacing w:after="80"/>
-      </w:pPr>
-      <w:r>
-        <w:rPr>
-          <w:rFonts w:ascii="Calibri" w:cs="Calibri" w:eastAsia="Calibri" w:hAnsi="Calibri"/>
-          <w:sz w:val="22"/>
-          <w:szCs w:val="22"/>
-        </w:rPr>
-        <w:t xml:space="preserve">Check: Σc = 12 = (3−2+1)(1+0+2−1+4) = 2·6. (This replaces an earlier version that repeated the slide-7 numbers.)</w:t>
-      </w:r>
-    </w:p>
-    <w:p>
-      <w:pPr>
-        <w:pBdr>
-          <w:left w:val="single" w:color="7A1A1A" w:sz="18" w:space="8"/>
-        </w:pBdr>
-        <w:spacing w:after="140" w:before="100"/>
-        <w:ind w:left="360"/>
-      </w:pPr>
-      <w:r>
-        <w:rPr>
-          <w:rFonts w:ascii="Calibri" w:cs="Calibri" w:eastAsia="Calibri" w:hAnsi="Calibri"/>
-          <w:b/>
-          <w:bCs/>
-          <w:color w:val="7A1A1A"/>
-          <w:sz w:val="22"/>
-          <w:szCs w:val="22"/>
-        </w:rPr>
-        <w:t xml:space="preserve">Timing: </w:t>
-      </w:r>
-      <w:r>
-        <w:rPr>
-          <w:rFonts w:ascii="Calibri" w:cs="Calibri" w:eastAsia="Calibri" w:hAnsi="Calibri"/>
-          <w:sz w:val="22"/>
-          <w:szCs w:val="22"/>
-        </w:rPr>
-        <w:t xml:space="preserve">≈ 3 min if time permits, else reading</w:t>
+        <w:t xml:space="preserve">Data: b = (3, −2, 1), K = 3; x = (1, 0, 2, −1, 4), L = 5, x = 0 outside 0..4. Length 3 + 5 − 1 = 7, n = 0..6. c[n] = Σ_k b[k]x[n−k].</w:t>
+      </w:r>
+    </w:p>
+    <w:p>
+      <w:pPr>
+        <w:pStyle w:val="ListParagraph"/>
+        <w:numPr>
+          <w:ilvl w:val="0"/>
+          <w:numId w:val="2"/>
+        </w:numPr>
+        <w:spacing w:after="80"/>
+      </w:pPr>
+      <w:r>
+        <w:rPr>
+          <w:rFonts w:ascii="Calibri" w:cs="Calibri" w:eastAsia="Calibri" w:hAnsi="Calibri"/>
+          <w:sz w:val="22"/>
+          <w:szCs w:val="22"/>
+        </w:rPr>
+        <w:t xml:space="preserve">c[0] = b₀x₀ = 3·1 = 3.</w:t>
+      </w:r>
+    </w:p>
+    <w:p>
+      <w:pPr>
+        <w:pStyle w:val="ListParagraph"/>
+        <w:numPr>
+          <w:ilvl w:val="0"/>
+          <w:numId w:val="2"/>
+        </w:numPr>
+        <w:spacing w:after="80"/>
+      </w:pPr>
+      <w:r>
+        <w:rPr>
+          <w:rFonts w:ascii="Calibri" w:cs="Calibri" w:eastAsia="Calibri" w:hAnsi="Calibri"/>
+          <w:sz w:val="22"/>
+          <w:szCs w:val="22"/>
+        </w:rPr>
+        <w:t xml:space="preserve">c[1] = b₀x₁ + b₁x₀ = 3·0 + (−2)·1 = −2.</w:t>
+      </w:r>
+    </w:p>
+    <w:p>
+      <w:pPr>
+        <w:pStyle w:val="ListParagraph"/>
+        <w:numPr>
+          <w:ilvl w:val="0"/>
+          <w:numId w:val="2"/>
+        </w:numPr>
+        <w:spacing w:after="80"/>
+      </w:pPr>
+      <w:r>
+        <w:rPr>
+          <w:rFonts w:ascii="Calibri" w:cs="Calibri" w:eastAsia="Calibri" w:hAnsi="Calibri"/>
+          <w:sz w:val="22"/>
+          <w:szCs w:val="22"/>
+        </w:rPr>
+        <w:t xml:space="preserve">c[2] = b₀x₂ + b₁x₁ + b₂x₀ = 3·2 + (−2)·0 + 1·1 = 6 + 0 + 1 = 7.</w:t>
+      </w:r>
+    </w:p>
+    <w:p>
+      <w:pPr>
+        <w:pStyle w:val="ListParagraph"/>
+        <w:numPr>
+          <w:ilvl w:val="0"/>
+          <w:numId w:val="2"/>
+        </w:numPr>
+        <w:spacing w:after="80"/>
+      </w:pPr>
+      <w:r>
+        <w:rPr>
+          <w:rFonts w:ascii="Calibri" w:cs="Calibri" w:eastAsia="Calibri" w:hAnsi="Calibri"/>
+          <w:sz w:val="22"/>
+          <w:szCs w:val="22"/>
+        </w:rPr>
+        <w:t xml:space="preserve">c[3] = b₀x₃ + b₁x₂ + b₂x₁ = 3(−1) + (−2)(2) + 1·0 = −3 − 4 + 0 = −7.</w:t>
+      </w:r>
+    </w:p>
+    <w:p>
+      <w:pPr>
+        <w:pStyle w:val="ListParagraph"/>
+        <w:numPr>
+          <w:ilvl w:val="0"/>
+          <w:numId w:val="2"/>
+        </w:numPr>
+        <w:spacing w:after="80"/>
+      </w:pPr>
+      <w:r>
+        <w:rPr>
+          <w:rFonts w:ascii="Calibri" w:cs="Calibri" w:eastAsia="Calibri" w:hAnsi="Calibri"/>
+          <w:sz w:val="22"/>
+          <w:szCs w:val="22"/>
+        </w:rPr>
+        <w:t xml:space="preserve">c[4] = b₀x₄ + b₁x₃ + b₂x₂ = 3·4 + (−2)(−1) + 1·2 = 12 + 2 + 2 = 16.</w:t>
+      </w:r>
+    </w:p>
+    <w:p>
+      <w:pPr>
+        <w:pStyle w:val="ListParagraph"/>
+        <w:numPr>
+          <w:ilvl w:val="0"/>
+          <w:numId w:val="2"/>
+        </w:numPr>
+        <w:spacing w:after="80"/>
+      </w:pPr>
+      <w:r>
+        <w:rPr>
+          <w:rFonts w:ascii="Calibri" w:cs="Calibri" w:eastAsia="Calibri" w:hAnsi="Calibri"/>
+          <w:sz w:val="22"/>
+          <w:szCs w:val="22"/>
+        </w:rPr>
+        <w:t xml:space="preserve">c[5] = b₁x₄ + b₂x₃ = (−2)(4) + 1·(−1) = −8 − 1 = −9.</w:t>
+      </w:r>
+    </w:p>
+    <w:p>
+      <w:pPr>
+        <w:pStyle w:val="ListParagraph"/>
+        <w:numPr>
+          <w:ilvl w:val="0"/>
+          <w:numId w:val="2"/>
+        </w:numPr>
+        <w:spacing w:after="80"/>
+      </w:pPr>
+      <w:r>
+        <w:rPr>
+          <w:rFonts w:ascii="Calibri" w:cs="Calibri" w:eastAsia="Calibri" w:hAnsi="Calibri"/>
+          <w:sz w:val="22"/>
+          <w:szCs w:val="22"/>
+        </w:rPr>
+        <w:t xml:space="preserve">c[6] = b₂x₄ = 1·4 = 4.</w:t>
+      </w:r>
+    </w:p>
+    <w:p>
+      <w:pPr>
+        <w:pStyle w:val="ListParagraph"/>
+        <w:numPr>
+          <w:ilvl w:val="0"/>
+          <w:numId w:val="2"/>
+        </w:numPr>
+        <w:spacing w:after="80"/>
+      </w:pPr>
+      <w:r>
+        <w:rPr>
+          <w:rFonts w:ascii="Calibri" w:cs="Calibri" w:eastAsia="Calibri" w:hAnsi="Calibri"/>
+          <w:sz w:val="22"/>
+          <w:szCs w:val="22"/>
+        </w:rPr>
+        <w:t xml:space="preserve">Result c = (3, −2, 7, −7, 16, −9, 4). Check: Σc = 3 − 2 + 7 − 7 + 16 − 9 + 4 = 12 = (3 − 2 + 1)(1 + 0 + 2 − 1 + 4) = 2·6 ✓.</w:t>
       </w:r>
     </w:p>
     <w:p>
@@ -2358,35 +3656,97 @@
           <w:sz w:val="22"/>
           <w:szCs w:val="22"/>
         </w:rPr>
-        <w:t xml:space="preserve">h⁽¹⁾ = (1,−1), h⁽²⁾ = (1,2,1): H = (1−z⁻¹)(1+2z⁻¹+z⁻²) = 1 + z⁻¹ − z⁻² − z⁻³, h = (1,1,−1,−1). Direct: h[0] = 1; h[1] = 2−1 = 1; h[2] = 1−2 = −1; h[3] = −1.</w:t>
-      </w:r>
-    </w:p>
-    <w:p>
-      <w:pPr>
-        <w:pBdr>
-          <w:left w:val="single" w:color="7A1A1A" w:sz="18" w:space="8"/>
-        </w:pBdr>
-        <w:spacing w:after="140" w:before="100"/>
-        <w:ind w:left="360"/>
-      </w:pPr>
-      <w:r>
-        <w:rPr>
-          <w:rFonts w:ascii="Calibri" w:cs="Calibri" w:eastAsia="Calibri" w:hAnsi="Calibri"/>
-          <w:b/>
-          <w:bCs/>
-          <w:color w:val="7A1A1A"/>
-          <w:sz w:val="22"/>
-          <w:szCs w:val="22"/>
-        </w:rPr>
-        <w:t xml:space="preserve">Timing: </w:t>
-      </w:r>
-      <w:r>
-        <w:rPr>
-          <w:rFonts w:ascii="Calibri" w:cs="Calibri" w:eastAsia="Calibri" w:hAnsi="Calibri"/>
-          <w:sz w:val="22"/>
-          <w:szCs w:val="22"/>
-        </w:rPr>
-        <w:t xml:space="preserve">≈ 3 min if time permits, else reading</w:t>
+        <w:t xml:space="preserve">Data: h⁽¹⁾ = (1, −1), h⁽²⁾ = (1, 2, 1) in series. Notation: H_i(z) = Σ_n h⁽ⁱ⁾[n] z^{−n}, so H₁ = 1 − z⁻¹ and H₂ = 1 + 2z⁻¹ + z⁻² (the coefficient of z^{−n} is the sample h[n]).</w:t>
+      </w:r>
+    </w:p>
+    <w:p>
+      <w:pPr>
+        <w:pStyle w:val="ListParagraph"/>
+        <w:numPr>
+          <w:ilvl w:val="0"/>
+          <w:numId w:val="2"/>
+        </w:numPr>
+        <w:spacing w:after="80"/>
+      </w:pPr>
+      <w:r>
+        <w:rPr>
+          <w:rFonts w:ascii="Calibri" w:cs="Calibri" w:eastAsia="Calibri" w:hAnsi="Calibri"/>
+          <w:sz w:val="22"/>
+          <w:szCs w:val="22"/>
+        </w:rPr>
+        <w:t xml:space="preserve">Step 1 — cascade rule: δ through filter 1 gives h⁽¹⁾; filter 2 turns that into h⁽¹⁾*h⁽²⁾. z-transforms of convolutions multiply (Lecture 24), so H(z) = H₁(z)H₂(z) = (1 − z⁻¹)(1 + 2z⁻¹ + z⁻²).</w:t>
+      </w:r>
+    </w:p>
+    <w:p>
+      <w:pPr>
+        <w:pStyle w:val="ListParagraph"/>
+        <w:numPr>
+          <w:ilvl w:val="0"/>
+          <w:numId w:val="2"/>
+        </w:numPr>
+        <w:spacing w:after="80"/>
+      </w:pPr>
+      <w:r>
+        <w:rPr>
+          <w:rFonts w:ascii="Calibri" w:cs="Calibri" w:eastAsia="Calibri" w:hAnsi="Calibri"/>
+          <w:sz w:val="22"/>
+          <w:szCs w:val="22"/>
+        </w:rPr>
+        <w:t xml:space="preserve">Step 2 — distribute 1 and −z⁻¹ over the second factor: H = 1·(1 + 2z⁻¹ + z⁻²) − z⁻¹(1 + 2z⁻¹ + z⁻²).</w:t>
+      </w:r>
+    </w:p>
+    <w:p>
+      <w:pPr>
+        <w:pStyle w:val="ListParagraph"/>
+        <w:numPr>
+          <w:ilvl w:val="0"/>
+          <w:numId w:val="2"/>
+        </w:numPr>
+        <w:spacing w:after="80"/>
+      </w:pPr>
+      <w:r>
+        <w:rPr>
+          <w:rFonts w:ascii="Calibri" w:cs="Calibri" w:eastAsia="Calibri" w:hAnsi="Calibri"/>
+          <w:sz w:val="22"/>
+          <w:szCs w:val="22"/>
+        </w:rPr>
+        <w:t xml:space="preserve">Step 3 — expand: = 1 + 2z⁻¹ + z⁻² − z⁻¹ − 2z⁻² − z⁻³.</w:t>
+      </w:r>
+    </w:p>
+    <w:p>
+      <w:pPr>
+        <w:pStyle w:val="ListParagraph"/>
+        <w:numPr>
+          <w:ilvl w:val="0"/>
+          <w:numId w:val="2"/>
+        </w:numPr>
+        <w:spacing w:after="80"/>
+      </w:pPr>
+      <w:r>
+        <w:rPr>
+          <w:rFonts w:ascii="Calibri" w:cs="Calibri" w:eastAsia="Calibri" w:hAnsi="Calibri"/>
+          <w:sz w:val="22"/>
+          <w:szCs w:val="22"/>
+        </w:rPr>
+        <w:t xml:space="preserve">Step 4 — collect by power: z⁰: 1. z⁻¹: 2 − 1 = 1. z⁻²: 1 − 2 = −1. z⁻³: −1. So H = 1 + z⁻¹ − z⁻² − z⁻³ and h = (1, 1, −1, −1).</w:t>
+      </w:r>
+    </w:p>
+    <w:p>
+      <w:pPr>
+        <w:pStyle w:val="ListParagraph"/>
+        <w:numPr>
+          <w:ilvl w:val="0"/>
+          <w:numId w:val="2"/>
+        </w:numPr>
+        <w:spacing w:after="80"/>
+      </w:pPr>
+      <w:r>
+        <w:rPr>
+          <w:rFonts w:ascii="Calibri" w:cs="Calibri" w:eastAsia="Calibri" w:hAnsi="Calibri"/>
+          <w:sz w:val="22"/>
+          <w:szCs w:val="22"/>
+        </w:rPr>
+        <w:t xml:space="preserve">Check by convolution: h[0] = 1·1 = 1; h[1] = 1·2 + (−1)·1 = 1; h[2] = 1·1 + (−1)·2 = −1; h[3] = (−1)·1 = −1 ✓. Sum rule: Σh = 0 and (Σh⁽¹⁾)(Σh⁽²⁾) = 0·4 = 0 ✓. Length 2 + 3 − 1 = 4 ✓.</w:t>
       </w:r>
     </w:p>
     <w:p>
@@ -2434,35 +3794,115 @@
           <w:sz w:val="22"/>
           <w:szCs w:val="22"/>
         </w:rPr>
-        <w:t xml:space="preserve">1 Not flipping (b₀ pairs with x[n], b₁ with x[n−1]). 2 Length is K+L−1, not K+L or max. 3 Terms exist only where 0 ≤ k ≤ K−1 and 0 ≤ n−k ≤ L−1. 4 DFT length N &lt; K+L−1 wraps: (2,−4,7,−5) instead of the 7-sample result. 5 Overlap-add: add the K−1 shared samples. 6 Always check Σy = (Σh)(Σx) and the length.</w:t>
-      </w:r>
-    </w:p>
-    <w:p>
-      <w:pPr>
-        <w:pBdr>
-          <w:left w:val="single" w:color="7A1A1A" w:sz="18" w:space="8"/>
-        </w:pBdr>
-        <w:spacing w:after="140" w:before="100"/>
-        <w:ind w:left="360"/>
-      </w:pPr>
-      <w:r>
-        <w:rPr>
-          <w:rFonts w:ascii="Calibri" w:cs="Calibri" w:eastAsia="Calibri" w:hAnsi="Calibri"/>
-          <w:b/>
-          <w:bCs/>
-          <w:color w:val="7A1A1A"/>
-          <w:sz w:val="22"/>
-          <w:szCs w:val="22"/>
-        </w:rPr>
-        <w:t xml:space="preserve">Timing: </w:t>
-      </w:r>
-      <w:r>
-        <w:rPr>
-          <w:rFonts w:ascii="Calibri" w:cs="Calibri" w:eastAsia="Calibri" w:hAnsi="Calibri"/>
-          <w:sz w:val="22"/>
-          <w:szCs w:val="22"/>
-        </w:rPr>
-        <w:t xml:space="preserve">≈ 2 min</w:t>
+        <w:t xml:space="preserve">Give each mistake its numeric example on the board.</w:t>
+      </w:r>
+    </w:p>
+    <w:p>
+      <w:pPr>
+        <w:pStyle w:val="ListParagraph"/>
+        <w:numPr>
+          <w:ilvl w:val="0"/>
+          <w:numId w:val="2"/>
+        </w:numPr>
+        <w:spacing w:after="80"/>
+      </w:pPr>
+      <w:r>
+        <w:rPr>
+          <w:rFonts w:ascii="Calibri" w:cs="Calibri" w:eastAsia="Calibri" w:hAnsi="Calibri"/>
+          <w:sz w:val="22"/>
+          <w:szCs w:val="22"/>
+        </w:rPr>
+        <w:t xml:space="preserve">1 · Not flipping: y[1] = b₀x₁ + b₁x₀ (b₀ pairs with x[n], b₁ with x[n−1]). With b = (2,−1), x = (1,2): y[1] = 2·2 + (−1)·1 = 3; wrongly pairing b₀x₀ + b₁x₁ gives 2 − 2 = 0.</w:t>
+      </w:r>
+    </w:p>
+    <w:p>
+      <w:pPr>
+        <w:pStyle w:val="ListParagraph"/>
+        <w:numPr>
+          <w:ilvl w:val="0"/>
+          <w:numId w:val="2"/>
+        </w:numPr>
+        <w:spacing w:after="80"/>
+      </w:pPr>
+      <w:r>
+        <w:rPr>
+          <w:rFonts w:ascii="Calibri" w:cs="Calibri" w:eastAsia="Calibri" w:hAnsi="Calibri"/>
+          <w:sz w:val="22"/>
+          <w:szCs w:val="22"/>
+        </w:rPr>
+        <w:t xml:space="preserve">2 · Length K + L − 1: 4 + 4 − 1 = 7 (not 8, not 4).</w:t>
+      </w:r>
+    </w:p>
+    <w:p>
+      <w:pPr>
+        <w:pStyle w:val="ListParagraph"/>
+        <w:numPr>
+          <w:ilvl w:val="0"/>
+          <w:numId w:val="2"/>
+        </w:numPr>
+        <w:spacing w:after="80"/>
+      </w:pPr>
+      <w:r>
+        <w:rPr>
+          <w:rFonts w:ascii="Calibri" w:cs="Calibri" w:eastAsia="Calibri" w:hAnsi="Calibri"/>
+          <w:sz w:val="22"/>
+          <w:szCs w:val="22"/>
+        </w:rPr>
+        <w:t xml:space="preserve">3 · Edge terms: in y[6] of slide 7 only k = 3 survives (0 ≤ 6−k ≤ 3 means k ≥ 3), so y[6] = b₃x₃ = 2; do not wrap or invent x[4].</w:t>
+      </w:r>
+    </w:p>
+    <w:p>
+      <w:pPr>
+        <w:pStyle w:val="ListParagraph"/>
+        <w:numPr>
+          <w:ilvl w:val="0"/>
+          <w:numId w:val="2"/>
+        </w:numPr>
+        <w:spacing w:after="80"/>
+      </w:pPr>
+      <w:r>
+        <w:rPr>
+          <w:rFonts w:ascii="Calibri" w:cs="Calibri" w:eastAsia="Calibri" w:hAnsi="Calibri"/>
+          <w:sz w:val="22"/>
+          <w:szCs w:val="22"/>
+        </w:rPr>
+        <w:t xml:space="preserve">4 · Padding too little: length-4 DFT folds (2, 3, 5, −5, 0, −7, 2) to (2 + 0, 3 − 7, 5 + 2, −5) = (2, −4, 7, −5).</w:t>
+      </w:r>
+    </w:p>
+    <w:p>
+      <w:pPr>
+        <w:pStyle w:val="ListParagraph"/>
+        <w:numPr>
+          <w:ilvl w:val="0"/>
+          <w:numId w:val="2"/>
+        </w:numPr>
+        <w:spacing w:after="80"/>
+      </w:pPr>
+      <w:r>
+        <w:rPr>
+          <w:rFonts w:ascii="Calibri" w:cs="Calibri" w:eastAsia="Calibri" w:hAnsi="Calibri"/>
+          <w:sz w:val="22"/>
+          <w:szCs w:val="22"/>
+        </w:rPr>
+        <w:t xml:space="preserve">5 · Overlap: n = 6 on slide 21 is −2 + 7 = 5, not 7 (the block-2 value) or −2.</w:t>
+      </w:r>
+    </w:p>
+    <w:p>
+      <w:pPr>
+        <w:pStyle w:val="ListParagraph"/>
+        <w:numPr>
+          <w:ilvl w:val="0"/>
+          <w:numId w:val="2"/>
+        </w:numPr>
+        <w:spacing w:after="80"/>
+      </w:pPr>
+      <w:r>
+        <w:rPr>
+          <w:rFonts w:ascii="Calibri" w:cs="Calibri" w:eastAsia="Calibri" w:hAnsi="Calibri"/>
+          <w:sz w:val="22"/>
+          <w:szCs w:val="22"/>
+        </w:rPr>
+        <w:t xml:space="preserve">6 · Always check the length and Σy = (Σh)(Σx). Example: 12 = 3·4 on slide 13.</w:t>
       </w:r>
     </w:p>
     <w:p>
